--- a/reports/report.docx
+++ b/reports/report.docx
@@ -111,7 +111,7 @@
           <w:u w:val="single"/>
           <w:lang w:eastAsia="en-US" w:bidi="en-US"/>
         </w:rPr>
-        <w:t>09.03.02 Информационные системы и технологии</w:t>
+        <w:t>Информатика и информационные технологии</w:t>
       </w:r>
       <w:r>
         <w:rPr>
@@ -161,7 +161,7 @@
           <w:u w:val="single"/>
           <w:lang w:eastAsia="en-US" w:bidi="en-US"/>
         </w:rPr>
-        <w:t>Автоматизированные системы обработки информации и управления</w:t>
+        <w:t>09.03.02 Информационные системы и технологии</w:t>
       </w:r>
     </w:p>
     <w:p>
@@ -278,6 +278,13 @@
           <w:color w:val="000000"/>
           <w:lang w:eastAsia="en-US" w:bidi="en-US"/>
         </w:rPr>
+        <w:t>ы</w:t>
+      </w:r>
+      <w:r>
+        <w:rPr>
+          <w:color w:val="000000"/>
+          <w:lang w:eastAsia="en-US" w:bidi="en-US"/>
+        </w:rPr>
         <w:t xml:space="preserve">: </w:t>
       </w:r>
       <w:r>
@@ -291,9 +298,10 @@
       <w:r>
         <w:rPr>
           <w:color w:val="000000"/>
+          <w:u w:val="single"/>
           <w:lang w:eastAsia="en-US" w:bidi="en-US"/>
         </w:rPr>
-        <w:t xml:space="preserve"> Группа: </w:t>
+        <w:t xml:space="preserve">, </w:t>
       </w:r>
       <w:r>
         <w:rPr>
@@ -301,31 +309,7 @@
           <w:u w:val="single"/>
           <w:lang w:eastAsia="en-US" w:bidi="en-US"/>
         </w:rPr>
-        <w:t>253-332</w:t>
-      </w:r>
-    </w:p>
-    <w:p>
-      <w:pPr>
-        <w:spacing w:before="100" w:beforeAutospacing="1" w:after="100" w:afterAutospacing="1"/>
-        <w:ind w:left="-5" w:right="-1"/>
-        <w:rPr>
-          <w:color w:val="000000"/>
-          <w:lang w:eastAsia="en-US" w:bidi="en-US"/>
-        </w:rPr>
-      </w:pPr>
-      <w:r>
-        <w:rPr>
-          <w:color w:val="000000"/>
-          <w:lang w:eastAsia="en-US" w:bidi="en-US"/>
-        </w:rPr>
-        <w:t>Место прохождения практики: Московский Политех</w:t>
-      </w:r>
-      <w:r>
-        <w:rPr>
-          <w:color w:val="000000"/>
-          <w:lang w:eastAsia="en-US" w:bidi="en-US"/>
-        </w:rPr>
-        <w:t xml:space="preserve">, кафедра </w:t>
+        <w:t>Васильев</w:t>
       </w:r>
       <w:r>
         <w:rPr>
@@ -333,7 +317,106 @@
           <w:u w:val="single"/>
           <w:lang w:eastAsia="en-US" w:bidi="en-US"/>
         </w:rPr>
-        <w:t>09.03.02 Информационные системы и технологии</w:t>
+        <w:t xml:space="preserve"> </w:t>
+      </w:r>
+      <w:r>
+        <w:rPr>
+          <w:color w:val="000000"/>
+          <w:u w:val="single"/>
+          <w:lang w:eastAsia="en-US" w:bidi="en-US"/>
+        </w:rPr>
+        <w:t>Александр Сергеевич</w:t>
+      </w:r>
+      <w:r>
+        <w:rPr>
+          <w:color w:val="000000"/>
+          <w:u w:val="single"/>
+          <w:lang w:eastAsia="en-US" w:bidi="en-US"/>
+        </w:rPr>
+        <w:t xml:space="preserve">, </w:t>
+      </w:r>
+      <w:proofErr w:type="spellStart"/>
+      <w:r>
+        <w:rPr>
+          <w:color w:val="000000"/>
+          <w:u w:val="single"/>
+          <w:lang w:eastAsia="en-US" w:bidi="en-US"/>
+        </w:rPr>
+        <w:t>Невретдинов</w:t>
+      </w:r>
+      <w:proofErr w:type="spellEnd"/>
+      <w:r>
+        <w:rPr>
+          <w:color w:val="000000"/>
+          <w:u w:val="single"/>
+          <w:lang w:eastAsia="en-US" w:bidi="en-US"/>
+        </w:rPr>
+        <w:t xml:space="preserve"> Дамир </w:t>
+      </w:r>
+      <w:proofErr w:type="spellStart"/>
+      <w:r>
+        <w:rPr>
+          <w:color w:val="000000"/>
+          <w:u w:val="single"/>
+          <w:lang w:eastAsia="en-US" w:bidi="en-US"/>
+        </w:rPr>
+        <w:t>Шамилевич</w:t>
+      </w:r>
+      <w:proofErr w:type="spellEnd"/>
+      <w:r>
+        <w:rPr>
+          <w:color w:val="000000"/>
+          <w:u w:val="single"/>
+          <w:lang w:eastAsia="en-US" w:bidi="en-US"/>
+        </w:rPr>
+        <w:t xml:space="preserve"> </w:t>
+      </w:r>
+      <w:r>
+        <w:rPr>
+          <w:color w:val="000000"/>
+          <w:lang w:eastAsia="en-US" w:bidi="en-US"/>
+        </w:rPr>
+        <w:t xml:space="preserve"> Группа: </w:t>
+      </w:r>
+      <w:r>
+        <w:rPr>
+          <w:color w:val="000000"/>
+          <w:u w:val="single"/>
+          <w:lang w:eastAsia="en-US" w:bidi="en-US"/>
+        </w:rPr>
+        <w:t>253-332</w:t>
+      </w:r>
+    </w:p>
+    <w:p>
+      <w:pPr>
+        <w:spacing w:before="100" w:beforeAutospacing="1" w:after="100" w:afterAutospacing="1"/>
+        <w:ind w:left="-5" w:right="-1"/>
+        <w:rPr>
+          <w:color w:val="000000"/>
+          <w:lang w:eastAsia="en-US" w:bidi="en-US"/>
+        </w:rPr>
+      </w:pPr>
+      <w:r>
+        <w:rPr>
+          <w:color w:val="000000"/>
+          <w:lang w:eastAsia="en-US" w:bidi="en-US"/>
+        </w:rPr>
+        <w:t>Место прохождения практики: Московский Политех</w:t>
+      </w:r>
+      <w:r>
+        <w:rPr>
+          <w:color w:val="000000"/>
+          <w:lang w:eastAsia="en-US" w:bidi="en-US"/>
+        </w:rPr>
+        <w:t xml:space="preserve">, кафедра </w:t>
+      </w:r>
+      <w:r>
+        <w:rPr>
+          <w:color w:val="000000"/>
+          <w:u w:val="single"/>
+          <w:lang w:eastAsia="en-US" w:bidi="en-US"/>
+        </w:rPr>
+        <w:t>Информатика и информационные технологии</w:t>
       </w:r>
     </w:p>
     <w:p>
@@ -382,9 +465,10 @@
       <w:r>
         <w:rPr>
           <w:color w:val="000000"/>
+          <w:u w:val="single"/>
           <w:lang w:eastAsia="en-US" w:bidi="en-US"/>
         </w:rPr>
-        <w:t>_________________________________</w:t>
+        <w:t>Меньшикова Наталия Павловна</w:t>
       </w:r>
     </w:p>
     <w:p>
@@ -432,6 +516,7 @@
           <w:color w:val="000000"/>
           <w:lang w:eastAsia="en-US" w:bidi="en-US"/>
         </w:rPr>
+        <w:lastRenderedPageBreak/>
         <w:t>Москва 202</w:t>
       </w:r>
       <w:r>
@@ -442,46 +527,635 @@
         <w:t>6</w:t>
       </w:r>
     </w:p>
+    <w:sdt>
+      <w:sdtPr>
+        <w:rPr>
+          <w:rFonts w:eastAsia="Times New Roman" w:cs="Times New Roman"/>
+          <w:b w:val="0"/>
+          <w:bCs w:val="0"/>
+          <w:caps w:val="0"/>
+        </w:rPr>
+        <w:id w:val="1120274351"/>
+        <w:docPartObj>
+          <w:docPartGallery w:val="Table of Contents"/>
+          <w:docPartUnique/>
+        </w:docPartObj>
+      </w:sdtPr>
+      <w:sdtContent>
+        <w:p>
+          <w:pPr>
+            <w:pStyle w:val="a7"/>
+          </w:pPr>
+          <w:r>
+            <w:t>Оглавление</w:t>
+          </w:r>
+        </w:p>
+        <w:p>
+          <w:pPr>
+            <w:pStyle w:val="10"/>
+            <w:tabs>
+              <w:tab w:val="right" w:leader="dot" w:pos="9628"/>
+            </w:tabs>
+            <w:rPr>
+              <w:rFonts w:asciiTheme="minorHAnsi" w:eastAsiaTheme="minorEastAsia" w:hAnsiTheme="minorHAnsi" w:cstheme="minorBidi"/>
+              <w:noProof/>
+              <w:kern w:val="2"/>
+              <w:sz w:val="24"/>
+              <w:szCs w:val="24"/>
+              <w14:ligatures w14:val="standardContextual"/>
+            </w:rPr>
+          </w:pPr>
+          <w:r>
+            <w:fldChar w:fldCharType="begin"/>
+          </w:r>
+          <w:r>
+            <w:instrText xml:space="preserve"> TOC \o "1-3" \h \z \u </w:instrText>
+          </w:r>
+          <w:r>
+            <w:fldChar w:fldCharType="separate"/>
+          </w:r>
+          <w:hyperlink w:anchor="_Toc232114090" w:history="1">
+            <w:r>
+              <w:rPr>
+                <w:rStyle w:val="a8"/>
+                <w:noProof/>
+              </w:rPr>
+              <w:t>ВВЕДЕНИЕ</w:t>
+            </w:r>
+            <w:r>
+              <w:rPr>
+                <w:noProof/>
+                <w:webHidden/>
+              </w:rPr>
+              <w:tab/>
+            </w:r>
+            <w:r>
+              <w:rPr>
+                <w:noProof/>
+                <w:webHidden/>
+              </w:rPr>
+              <w:fldChar w:fldCharType="begin"/>
+            </w:r>
+            <w:r>
+              <w:rPr>
+                <w:noProof/>
+                <w:webHidden/>
+              </w:rPr>
+              <w:instrText xml:space="preserve"> PAGEREF _Toc232114090 \h </w:instrText>
+            </w:r>
+            <w:r>
+              <w:rPr>
+                <w:noProof/>
+                <w:webHidden/>
+              </w:rPr>
+            </w:r>
+            <w:r>
+              <w:rPr>
+                <w:noProof/>
+                <w:webHidden/>
+              </w:rPr>
+              <w:fldChar w:fldCharType="separate"/>
+            </w:r>
+            <w:r>
+              <w:rPr>
+                <w:noProof/>
+                <w:webHidden/>
+              </w:rPr>
+              <w:t>3</w:t>
+            </w:r>
+            <w:r>
+              <w:rPr>
+                <w:noProof/>
+                <w:webHidden/>
+              </w:rPr>
+              <w:fldChar w:fldCharType="end"/>
+            </w:r>
+          </w:hyperlink>
+        </w:p>
+        <w:p>
+          <w:pPr>
+            <w:pStyle w:val="10"/>
+            <w:tabs>
+              <w:tab w:val="left" w:pos="480"/>
+              <w:tab w:val="right" w:leader="dot" w:pos="9628"/>
+            </w:tabs>
+            <w:rPr>
+              <w:rFonts w:asciiTheme="minorHAnsi" w:eastAsiaTheme="minorEastAsia" w:hAnsiTheme="minorHAnsi" w:cstheme="minorBidi"/>
+              <w:noProof/>
+              <w:kern w:val="2"/>
+              <w:sz w:val="24"/>
+              <w:szCs w:val="24"/>
+              <w14:ligatures w14:val="standardContextual"/>
+            </w:rPr>
+          </w:pPr>
+          <w:hyperlink w:anchor="_Toc232114091" w:history="1">
+            <w:r>
+              <w:rPr>
+                <w:rStyle w:val="a8"/>
+                <w:noProof/>
+              </w:rPr>
+              <w:t>1</w:t>
+            </w:r>
+            <w:r>
+              <w:rPr>
+                <w:rFonts w:asciiTheme="minorHAnsi" w:eastAsiaTheme="minorEastAsia" w:hAnsiTheme="minorHAnsi" w:cstheme="minorBidi"/>
+                <w:noProof/>
+                <w:kern w:val="2"/>
+                <w:sz w:val="24"/>
+                <w:szCs w:val="24"/>
+                <w14:ligatures w14:val="standardContextual"/>
+              </w:rPr>
+              <w:tab/>
+            </w:r>
+            <w:r>
+              <w:rPr>
+                <w:rStyle w:val="a8"/>
+                <w:noProof/>
+              </w:rPr>
+              <w:t>ОБЩАЯ ИНФОРМАЦИЯ О ПРОЕКТЕ</w:t>
+            </w:r>
+            <w:r>
+              <w:rPr>
+                <w:noProof/>
+                <w:webHidden/>
+              </w:rPr>
+              <w:tab/>
+            </w:r>
+            <w:r>
+              <w:rPr>
+                <w:noProof/>
+                <w:webHidden/>
+              </w:rPr>
+              <w:fldChar w:fldCharType="begin"/>
+            </w:r>
+            <w:r>
+              <w:rPr>
+                <w:noProof/>
+                <w:webHidden/>
+              </w:rPr>
+              <w:instrText xml:space="preserve"> PAGEREF _Toc232114091 \h </w:instrText>
+            </w:r>
+            <w:r>
+              <w:rPr>
+                <w:noProof/>
+                <w:webHidden/>
+              </w:rPr>
+            </w:r>
+            <w:r>
+              <w:rPr>
+                <w:noProof/>
+                <w:webHidden/>
+              </w:rPr>
+              <w:fldChar w:fldCharType="separate"/>
+            </w:r>
+            <w:r>
+              <w:rPr>
+                <w:noProof/>
+                <w:webHidden/>
+              </w:rPr>
+              <w:t>4</w:t>
+            </w:r>
+            <w:r>
+              <w:rPr>
+                <w:noProof/>
+                <w:webHidden/>
+              </w:rPr>
+              <w:fldChar w:fldCharType="end"/>
+            </w:r>
+          </w:hyperlink>
+        </w:p>
+        <w:p>
+          <w:pPr>
+            <w:pStyle w:val="10"/>
+            <w:tabs>
+              <w:tab w:val="left" w:pos="480"/>
+              <w:tab w:val="right" w:leader="dot" w:pos="9628"/>
+            </w:tabs>
+            <w:rPr>
+              <w:rFonts w:asciiTheme="minorHAnsi" w:eastAsiaTheme="minorEastAsia" w:hAnsiTheme="minorHAnsi" w:cstheme="minorBidi"/>
+              <w:noProof/>
+              <w:kern w:val="2"/>
+              <w:sz w:val="24"/>
+              <w:szCs w:val="24"/>
+              <w14:ligatures w14:val="standardContextual"/>
+            </w:rPr>
+          </w:pPr>
+          <w:hyperlink w:anchor="_Toc232114092" w:history="1">
+            <w:r>
+              <w:rPr>
+                <w:rStyle w:val="a8"/>
+                <w:noProof/>
+              </w:rPr>
+              <w:t>2</w:t>
+            </w:r>
+            <w:r>
+              <w:rPr>
+                <w:rFonts w:asciiTheme="minorHAnsi" w:eastAsiaTheme="minorEastAsia" w:hAnsiTheme="minorHAnsi" w:cstheme="minorBidi"/>
+                <w:noProof/>
+                <w:kern w:val="2"/>
+                <w:sz w:val="24"/>
+                <w:szCs w:val="24"/>
+                <w14:ligatures w14:val="standardContextual"/>
+              </w:rPr>
+              <w:tab/>
+            </w:r>
+            <w:r>
+              <w:rPr>
+                <w:rStyle w:val="a8"/>
+                <w:noProof/>
+              </w:rPr>
+              <w:t>ОПИСАНИЕ ЗАДАНИЯ ПО ПРОЕКТНОЙ ПРАКТИКЕ</w:t>
+            </w:r>
+            <w:r>
+              <w:rPr>
+                <w:noProof/>
+                <w:webHidden/>
+              </w:rPr>
+              <w:tab/>
+            </w:r>
+            <w:r>
+              <w:rPr>
+                <w:noProof/>
+                <w:webHidden/>
+              </w:rPr>
+              <w:fldChar w:fldCharType="begin"/>
+            </w:r>
+            <w:r>
+              <w:rPr>
+                <w:noProof/>
+                <w:webHidden/>
+              </w:rPr>
+              <w:instrText xml:space="preserve"> PAGEREF _Toc232114092 \h </w:instrText>
+            </w:r>
+            <w:r>
+              <w:rPr>
+                <w:noProof/>
+                <w:webHidden/>
+              </w:rPr>
+            </w:r>
+            <w:r>
+              <w:rPr>
+                <w:noProof/>
+                <w:webHidden/>
+              </w:rPr>
+              <w:fldChar w:fldCharType="separate"/>
+            </w:r>
+            <w:r>
+              <w:rPr>
+                <w:noProof/>
+                <w:webHidden/>
+              </w:rPr>
+              <w:t>5</w:t>
+            </w:r>
+            <w:r>
+              <w:rPr>
+                <w:noProof/>
+                <w:webHidden/>
+              </w:rPr>
+              <w:fldChar w:fldCharType="end"/>
+            </w:r>
+          </w:hyperlink>
+        </w:p>
+        <w:p>
+          <w:pPr>
+            <w:pStyle w:val="10"/>
+            <w:tabs>
+              <w:tab w:val="left" w:pos="480"/>
+              <w:tab w:val="right" w:leader="dot" w:pos="9628"/>
+            </w:tabs>
+            <w:rPr>
+              <w:rFonts w:asciiTheme="minorHAnsi" w:eastAsiaTheme="minorEastAsia" w:hAnsiTheme="minorHAnsi" w:cstheme="minorBidi"/>
+              <w:noProof/>
+              <w:kern w:val="2"/>
+              <w:sz w:val="24"/>
+              <w:szCs w:val="24"/>
+              <w14:ligatures w14:val="standardContextual"/>
+            </w:rPr>
+          </w:pPr>
+          <w:hyperlink w:anchor="_Toc232114093" w:history="1">
+            <w:r>
+              <w:rPr>
+                <w:rStyle w:val="a8"/>
+                <w:noProof/>
+              </w:rPr>
+              <w:t>3</w:t>
+            </w:r>
+            <w:r>
+              <w:rPr>
+                <w:rFonts w:asciiTheme="minorHAnsi" w:eastAsiaTheme="minorEastAsia" w:hAnsiTheme="minorHAnsi" w:cstheme="minorBidi"/>
+                <w:noProof/>
+                <w:kern w:val="2"/>
+                <w:sz w:val="24"/>
+                <w:szCs w:val="24"/>
+                <w14:ligatures w14:val="standardContextual"/>
+              </w:rPr>
+              <w:tab/>
+            </w:r>
+            <w:r>
+              <w:rPr>
+                <w:rStyle w:val="a8"/>
+                <w:noProof/>
+              </w:rPr>
+              <w:t>ОПИСАНИЕ ДОСТИГНУТЫХ РЕЗУЛЬТАТОВ ПО ПРОЕКТНОЙ ПРАТИКЕ</w:t>
+            </w:r>
+            <w:r>
+              <w:rPr>
+                <w:noProof/>
+                <w:webHidden/>
+              </w:rPr>
+              <w:tab/>
+            </w:r>
+            <w:r>
+              <w:rPr>
+                <w:noProof/>
+                <w:webHidden/>
+              </w:rPr>
+              <w:fldChar w:fldCharType="begin"/>
+            </w:r>
+            <w:r>
+              <w:rPr>
+                <w:noProof/>
+                <w:webHidden/>
+              </w:rPr>
+              <w:instrText xml:space="preserve"> PAGEREF _Toc232114093 \h </w:instrText>
+            </w:r>
+            <w:r>
+              <w:rPr>
+                <w:noProof/>
+                <w:webHidden/>
+              </w:rPr>
+            </w:r>
+            <w:r>
+              <w:rPr>
+                <w:noProof/>
+                <w:webHidden/>
+              </w:rPr>
+              <w:fldChar w:fldCharType="separate"/>
+            </w:r>
+            <w:r>
+              <w:rPr>
+                <w:noProof/>
+                <w:webHidden/>
+              </w:rPr>
+              <w:t>6</w:t>
+            </w:r>
+            <w:r>
+              <w:rPr>
+                <w:noProof/>
+                <w:webHidden/>
+              </w:rPr>
+              <w:fldChar w:fldCharType="end"/>
+            </w:r>
+          </w:hyperlink>
+        </w:p>
+        <w:p>
+          <w:pPr>
+            <w:pStyle w:val="10"/>
+            <w:tabs>
+              <w:tab w:val="right" w:leader="dot" w:pos="9628"/>
+            </w:tabs>
+            <w:rPr>
+              <w:rFonts w:asciiTheme="minorHAnsi" w:eastAsiaTheme="minorEastAsia" w:hAnsiTheme="minorHAnsi" w:cstheme="minorBidi"/>
+              <w:noProof/>
+              <w:kern w:val="2"/>
+              <w:sz w:val="24"/>
+              <w:szCs w:val="24"/>
+              <w14:ligatures w14:val="standardContextual"/>
+            </w:rPr>
+          </w:pPr>
+          <w:hyperlink w:anchor="_Toc232114094" w:history="1">
+            <w:r>
+              <w:rPr>
+                <w:rStyle w:val="a8"/>
+                <w:noProof/>
+              </w:rPr>
+              <w:t>ЗАКЛЮЧЕНИЕ</w:t>
+            </w:r>
+            <w:r>
+              <w:rPr>
+                <w:noProof/>
+                <w:webHidden/>
+              </w:rPr>
+              <w:tab/>
+            </w:r>
+            <w:r>
+              <w:rPr>
+                <w:noProof/>
+                <w:webHidden/>
+              </w:rPr>
+              <w:fldChar w:fldCharType="begin"/>
+            </w:r>
+            <w:r>
+              <w:rPr>
+                <w:noProof/>
+                <w:webHidden/>
+              </w:rPr>
+              <w:instrText xml:space="preserve"> PAGEREF _Toc232114094 \h </w:instrText>
+            </w:r>
+            <w:r>
+              <w:rPr>
+                <w:noProof/>
+                <w:webHidden/>
+              </w:rPr>
+            </w:r>
+            <w:r>
+              <w:rPr>
+                <w:noProof/>
+                <w:webHidden/>
+              </w:rPr>
+              <w:fldChar w:fldCharType="separate"/>
+            </w:r>
+            <w:r>
+              <w:rPr>
+                <w:noProof/>
+                <w:webHidden/>
+              </w:rPr>
+              <w:t>8</w:t>
+            </w:r>
+            <w:r>
+              <w:rPr>
+                <w:noProof/>
+                <w:webHidden/>
+              </w:rPr>
+              <w:fldChar w:fldCharType="end"/>
+            </w:r>
+          </w:hyperlink>
+        </w:p>
+        <w:p>
+          <w:pPr>
+            <w:pStyle w:val="10"/>
+            <w:tabs>
+              <w:tab w:val="right" w:leader="dot" w:pos="9628"/>
+            </w:tabs>
+            <w:rPr>
+              <w:rFonts w:asciiTheme="minorHAnsi" w:eastAsiaTheme="minorEastAsia" w:hAnsiTheme="minorHAnsi" w:cstheme="minorBidi"/>
+              <w:noProof/>
+              <w:kern w:val="2"/>
+              <w:sz w:val="24"/>
+              <w:szCs w:val="24"/>
+              <w14:ligatures w14:val="standardContextual"/>
+            </w:rPr>
+          </w:pPr>
+          <w:hyperlink w:anchor="_Toc232114095" w:history="1">
+            <w:r>
+              <w:rPr>
+                <w:rStyle w:val="a8"/>
+                <w:noProof/>
+              </w:rPr>
+              <w:t>СПИСОК ИСПОЛЬЗУЕМОЙ ЛИТЕРАТУРЫ</w:t>
+            </w:r>
+            <w:r>
+              <w:rPr>
+                <w:noProof/>
+                <w:webHidden/>
+              </w:rPr>
+              <w:tab/>
+            </w:r>
+            <w:r>
+              <w:rPr>
+                <w:noProof/>
+                <w:webHidden/>
+              </w:rPr>
+              <w:fldChar w:fldCharType="begin"/>
+            </w:r>
+            <w:r>
+              <w:rPr>
+                <w:noProof/>
+                <w:webHidden/>
+              </w:rPr>
+              <w:instrText xml:space="preserve"> PAGEREF _Toc232114095 \h </w:instrText>
+            </w:r>
+            <w:r>
+              <w:rPr>
+                <w:noProof/>
+                <w:webHidden/>
+              </w:rPr>
+            </w:r>
+            <w:r>
+              <w:rPr>
+                <w:noProof/>
+                <w:webHidden/>
+              </w:rPr>
+              <w:fldChar w:fldCharType="separate"/>
+            </w:r>
+            <w:r>
+              <w:rPr>
+                <w:noProof/>
+                <w:webHidden/>
+              </w:rPr>
+              <w:t>9</w:t>
+            </w:r>
+            <w:r>
+              <w:rPr>
+                <w:noProof/>
+                <w:webHidden/>
+              </w:rPr>
+              <w:fldChar w:fldCharType="end"/>
+            </w:r>
+          </w:hyperlink>
+        </w:p>
+        <w:p>
+          <w:pPr>
+            <w:pStyle w:val="10"/>
+            <w:tabs>
+              <w:tab w:val="right" w:leader="dot" w:pos="9628"/>
+            </w:tabs>
+            <w:rPr>
+              <w:rFonts w:asciiTheme="minorHAnsi" w:eastAsiaTheme="minorEastAsia" w:hAnsiTheme="minorHAnsi" w:cstheme="minorBidi"/>
+              <w:noProof/>
+              <w:kern w:val="2"/>
+              <w:sz w:val="24"/>
+              <w:szCs w:val="24"/>
+              <w14:ligatures w14:val="standardContextual"/>
+            </w:rPr>
+          </w:pPr>
+          <w:hyperlink w:anchor="_Toc232114096" w:history="1">
+            <w:r>
+              <w:rPr>
+                <w:rStyle w:val="a8"/>
+                <w:noProof/>
+              </w:rPr>
+              <w:t>ПРИЛОЖЕНИЯ</w:t>
+            </w:r>
+            <w:r>
+              <w:rPr>
+                <w:noProof/>
+                <w:webHidden/>
+              </w:rPr>
+              <w:tab/>
+            </w:r>
+            <w:r>
+              <w:rPr>
+                <w:noProof/>
+                <w:webHidden/>
+              </w:rPr>
+              <w:fldChar w:fldCharType="begin"/>
+            </w:r>
+            <w:r>
+              <w:rPr>
+                <w:noProof/>
+                <w:webHidden/>
+              </w:rPr>
+              <w:instrText xml:space="preserve"> PAGEREF _Toc232114096 \h </w:instrText>
+            </w:r>
+            <w:r>
+              <w:rPr>
+                <w:noProof/>
+                <w:webHidden/>
+              </w:rPr>
+            </w:r>
+            <w:r>
+              <w:rPr>
+                <w:noProof/>
+                <w:webHidden/>
+              </w:rPr>
+              <w:fldChar w:fldCharType="separate"/>
+            </w:r>
+            <w:r>
+              <w:rPr>
+                <w:noProof/>
+                <w:webHidden/>
+              </w:rPr>
+              <w:t>10</w:t>
+            </w:r>
+            <w:r>
+              <w:rPr>
+                <w:noProof/>
+                <w:webHidden/>
+              </w:rPr>
+              <w:fldChar w:fldCharType="end"/>
+            </w:r>
+          </w:hyperlink>
+        </w:p>
+        <w:p>
+          <w:r>
+            <w:rPr>
+              <w:b/>
+              <w:bCs/>
+            </w:rPr>
+            <w:fldChar w:fldCharType="end"/>
+          </w:r>
+        </w:p>
+      </w:sdtContent>
+    </w:sdt>
     <w:p>
       <w:pPr>
         <w:pStyle w:val="a3"/>
       </w:pPr>
-      <w:r>
-        <w:lastRenderedPageBreak/>
-        <w:t>ОГЛАВЛЕНИЕ</w:t>
-      </w:r>
-    </w:p>
-    <w:p>
-      <w:pPr>
-        <w:pStyle w:val="a3"/>
-        <w:rPr>
-          <w:lang w:val="en-US"/>
-        </w:rPr>
-      </w:pPr>
-    </w:p>
-    <w:p>
-      <w:pPr>
-        <w:pStyle w:val="a3"/>
-        <w:rPr>
-          <w:lang w:val="en-US"/>
-        </w:rPr>
-      </w:pPr>
     </w:p>
     <w:p>
       <w:pPr>
         <w:pStyle w:val="X"/>
-        <w:numPr>
-          <w:ilvl w:val="0"/>
-          <w:numId w:val="0"/>
-        </w:numPr>
         <w:ind w:left="360"/>
       </w:pPr>
       <w:bookmarkStart w:id="0" w:name="_Toc230720948"/>
+      <w:bookmarkStart w:id="1" w:name="_Toc232114090"/>
       <w:r>
         <w:lastRenderedPageBreak/>
         <w:t>ВВЕДЕНИЕ</w:t>
       </w:r>
       <w:bookmarkEnd w:id="0"/>
+      <w:bookmarkEnd w:id="1"/>
     </w:p>
     <w:p>
       <w:pPr>
@@ -503,9 +1177,6 @@
     <w:p>
       <w:pPr>
         <w:pStyle w:val="a3"/>
-        <w:rPr>
-          <w:lang w:val="en-US"/>
-        </w:rPr>
       </w:pPr>
       <w:r>
         <w:t>В отчёте приведена общая информация о проекте «Alt» (название, цели и задачи), описано задание, полученное в рамках учебной практики, а также представлены достигнутые результаты — структура и содержание разработанного сайта и реализованные функциональные возможности интерфейса. В заключении сформулированы выводы о проделанной работе, а в списке литературы перечислены источники и материалы, использованные при разработке сайта.</w:t>
@@ -515,10 +1186,12 @@
       <w:pPr>
         <w:pStyle w:val="X"/>
       </w:pPr>
+      <w:bookmarkStart w:id="2" w:name="_Toc232114091"/>
       <w:r>
         <w:lastRenderedPageBreak/>
         <w:t>ОБЩАЯ ИНФОРМАЦИЯ О ПРОЕКТЕ</w:t>
       </w:r>
+      <w:bookmarkEnd w:id="2"/>
     </w:p>
     <w:p>
       <w:pPr>
@@ -679,11 +1352,15 @@
     <w:p>
       <w:pPr>
         <w:pStyle w:val="X"/>
-      </w:pPr>
+        <w:spacing w:after="400"/>
+        <w:ind w:left="357" w:hanging="357"/>
+      </w:pPr>
+      <w:bookmarkStart w:id="3" w:name="_Toc232114092"/>
       <w:r>
         <w:lastRenderedPageBreak/>
         <w:t>ОПИСАНИЕ ЗАДАНИЯ ПО ПРОЕКТНОЙ ПРАКТИКЕ</w:t>
       </w:r>
+      <w:bookmarkEnd w:id="3"/>
     </w:p>
     <w:p>
       <w:pPr>
@@ -788,23 +1465,33 @@
         <w:t>,</w:t>
       </w:r>
       <w:r>
-        <w:t xml:space="preserve"> каждая смысловая часть страницы оформляется как самостоятельный визуальный блок </w:t>
-      </w:r>
-      <w:proofErr w:type="gramStart"/>
-      <w:r>
-        <w:t>(.</w:t>
+        <w:t xml:space="preserve"> каждая смысловая часть страницы оформляется как самостоятельный визуальный блок (.</w:t>
       </w:r>
       <w:proofErr w:type="spellStart"/>
       <w:r>
-        <w:t>block</w:t>
-      </w:r>
-      <w:proofErr w:type="gramEnd"/>
-      <w:r>
-        <w:t>-unit</w:t>
+        <w:t>block-unit</w:t>
       </w:r>
       <w:proofErr w:type="spellEnd"/>
       <w:r>
-        <w:t xml:space="preserve">), для которого можно независимо настроить оформление — цвет фона, акцента и текста, семейство и размер шрифта, начертание — через панель «Стиль», с сохранением настроек между сеансами в </w:t>
+        <w:t xml:space="preserve">), для которого можно независимо настроить оформление — цвет фона, акцента и текста, </w:t>
+      </w:r>
+      <w:r>
+        <w:t>шрифт</w:t>
+      </w:r>
+      <w:r>
+        <w:t xml:space="preserve"> и</w:t>
+      </w:r>
+      <w:r>
+        <w:t xml:space="preserve"> его</w:t>
+      </w:r>
+      <w:r>
+        <w:t xml:space="preserve"> размер</w:t>
+      </w:r>
+      <w:r>
+        <w:t xml:space="preserve"> </w:t>
+      </w:r>
+      <w:r>
+        <w:t xml:space="preserve">— через панель «Стиль», с сохранением настроек между сеансами в </w:t>
       </w:r>
       <w:proofErr w:type="spellStart"/>
       <w:r>
@@ -824,10 +1511,12 @@
       <w:pPr>
         <w:pStyle w:val="X"/>
       </w:pPr>
+      <w:bookmarkStart w:id="4" w:name="_Toc232114093"/>
       <w:r>
         <w:lastRenderedPageBreak/>
         <w:t>ОПИСАНИЕ ДОСТИГНУТЫХ РЕЗУЛЬТАТОВ ПО ПРОЕКТНОЙ ПРАТИКЕ</w:t>
       </w:r>
+      <w:bookmarkEnd w:id="4"/>
     </w:p>
     <w:p>
       <w:pPr>
@@ -883,23 +1572,91 @@
         <w:pStyle w:val="a3"/>
       </w:pPr>
       <w:r>
-        <w:t xml:space="preserve">Страница «О проекте» описывает концепцию платформы Alt — модульный (блочный) интерфейс мессенджера, вдохновлённый </w:t>
+        <w:t>Страница «О проекте» описывает концепцию платформы Alt — модульный (блочный) интерфейс мессенджера</w:t>
+      </w:r>
+      <w:r>
+        <w:t xml:space="preserve"> </w:t>
+      </w:r>
+      <w:r>
+        <w:t>и ориентированный на IT-команды, онлайн-школы и игровые сообщества</w:t>
+      </w:r>
+      <w:r>
+        <w:t>,</w:t>
+      </w:r>
+      <w:r>
+        <w:t xml:space="preserve"> технологии платформы (протокол Matrix, </w:t>
       </w:r>
       <w:proofErr w:type="spellStart"/>
       <w:r>
-        <w:t>Discord</w:t>
+        <w:t>WebRTC</w:t>
       </w:r>
       <w:proofErr w:type="spellEnd"/>
       <w:r>
-        <w:t xml:space="preserve"> и ориентированный на IT-команды, онлайн-школы и игровые сообщества; технологии платформы (протокол Matrix, </w:t>
+        <w:t>, ГОСТ-шифрование и КриптоПро, REST API, двухфакторная аутентификация); архитектуру из трёх панелей (серверы</w:t>
+      </w:r>
+      <w:r>
+        <w:t>,</w:t>
+      </w:r>
+      <w:r>
+        <w:t xml:space="preserve"> каналы</w:t>
+      </w:r>
+      <w:r>
+        <w:t>,</w:t>
+      </w:r>
+      <w:r>
+        <w:t xml:space="preserve"> область чата), а также принципы кастомизации блоков интерфейса.</w:t>
+      </w:r>
+    </w:p>
+    <w:p>
+      <w:pPr>
+        <w:pStyle w:val="a3"/>
+      </w:pPr>
+      <w:r>
+        <w:t>Страница «Участники» представляет команду из трёх человек с распределением ролей: архитектура и вёрстка всех страниц, дизайн и стилизация интерфейса, реализация интерактива на JavaScript и тестирование. Для каждого участника указаны зона ответственности и используемые инструменты.</w:t>
+      </w:r>
+    </w:p>
+    <w:p>
+      <w:pPr>
+        <w:pStyle w:val="a3"/>
+      </w:pPr>
+      <w:r>
+        <w:t xml:space="preserve">Страница «Журнал» содержит три записи о ходе разработки сайта: запуск проекта и выбор технологического стека (HTML/CSS/JS без фреймворков, шрифты </w:t>
       </w:r>
       <w:proofErr w:type="spellStart"/>
       <w:r>
-        <w:t>WebRTC</w:t>
+        <w:t>Oxanium</w:t>
       </w:r>
       <w:proofErr w:type="spellEnd"/>
       <w:r>
-        <w:t>, ГОСТ-шифрование и КриптоПро, REST API, двухфакторная аутентификация); архитектуру из трёх панелей (серверы → каналы → область чата), а также принципы кастомизации блоков интерфейса.</w:t>
+        <w:t xml:space="preserve"> и IBM </w:t>
+      </w:r>
+      <w:proofErr w:type="spellStart"/>
+      <w:r>
+        <w:t>Plex</w:t>
+      </w:r>
+      <w:proofErr w:type="spellEnd"/>
+      <w:r>
+        <w:t xml:space="preserve"> </w:t>
+      </w:r>
+      <w:proofErr w:type="spellStart"/>
+      <w:r>
+        <w:t>Mono</w:t>
+      </w:r>
+      <w:proofErr w:type="spellEnd"/>
+      <w:r>
+        <w:t>)</w:t>
+      </w:r>
+      <w:r>
+        <w:t>,</w:t>
+      </w:r>
+      <w:r>
+        <w:t xml:space="preserve"> разработка цветовой системы на CSS-переменных и концепции панели «Стиль»</w:t>
+      </w:r>
+      <w:r>
+        <w:t>,</w:t>
+      </w:r>
+      <w:r>
+        <w:t xml:space="preserve"> реализация блочного интерфейса — вёрстка пяти страниц на CSS Grid и написание скрипта blocks.js.</w:t>
       </w:r>
     </w:p>
     <w:p>
@@ -907,7 +1664,11 @@
         <w:pStyle w:val="a3"/>
       </w:pPr>
       <w:r>
-        <w:t>Страница «Участники» представляет команду из трёх человек с распределением ролей: архитектура и вёрстка всех страниц, дизайн и стилизация интерфейса, реализация интерактива на JavaScript и тестирование. Для каждого участника указаны зона ответственности и используемые инструменты.</w:t>
+        <w:lastRenderedPageBreak/>
+        <w:t>Страница «Ресурсы» содержит ссылки на источники и инструменты, использованные при разработке сайта: справочники по HTML, CSS и JavaScript, а также инструменты для дизайна и подбора шрифтов и цветовых палитр</w:t>
+      </w:r>
+      <w:r>
+        <w:t>.</w:t>
       </w:r>
     </w:p>
     <w:p>
@@ -915,135 +1676,105 @@
         <w:pStyle w:val="a3"/>
       </w:pPr>
       <w:r>
-        <w:t xml:space="preserve">Страница «Журнал» содержит три записи о ходе разработки сайта: запуск проекта и выбор технологического стека (HTML/CSS/JS без фреймворков, шрифты </w:t>
+        <w:t xml:space="preserve">Ключевая функциональная возможность сайта — панель «Стиль», доступная для каждого содержательного блока (кроме заголовка и </w:t>
+      </w:r>
+      <w:r>
+        <w:t>футера</w:t>
+      </w:r>
+      <w:r>
+        <w:t xml:space="preserve"> страницы). Панель позволяет изменить цвет фона, акцента и текста (через цветовой </w:t>
+      </w:r>
+      <w:r>
+        <w:t>селектор</w:t>
+      </w:r>
+      <w:r>
+        <w:t xml:space="preserve"> или HEX-код), </w:t>
+      </w:r>
+      <w:r>
+        <w:t>шрифт</w:t>
+      </w:r>
+      <w:r>
+        <w:t xml:space="preserve"> </w:t>
+      </w:r>
+      <w:r>
+        <w:t>и его</w:t>
+      </w:r>
+      <w:r>
+        <w:t xml:space="preserve"> размер, а также включить полужирное и курсивное начертание. Изменения применяются мгновенно и сохраняются в </w:t>
       </w:r>
       <w:proofErr w:type="spellStart"/>
       <w:r>
-        <w:t>Oxanium</w:t>
+        <w:t>localStorage</w:t>
       </w:r>
       <w:proofErr w:type="spellEnd"/>
       <w:r>
-        <w:t xml:space="preserve"> и IBM </w:t>
+        <w:t xml:space="preserve"> отдельно для каждой страницы, восстанавливаясь при следующем открытии. Для каждого блока предусмотрен индивидуальный сброс настроек, а в боковом меню — общая кнопка «Сбросить вид», очищающая настройки текущей страницы. Расположение, порядок и размеры блоков фиксированы.</w:t>
+      </w:r>
+    </w:p>
+    <w:p>
+      <w:pPr>
+        <w:pStyle w:val="a3"/>
+      </w:pPr>
+      <w:r>
+        <w:t xml:space="preserve">Файловая структура проекта включает HTML-страницы, файл стилей </w:t>
       </w:r>
       <w:proofErr w:type="spellStart"/>
       <w:r>
-        <w:t>Plex</w:t>
+        <w:t>css</w:t>
       </w:r>
       <w:proofErr w:type="spellEnd"/>
       <w:r>
-        <w:t xml:space="preserve"> </w:t>
+        <w:t xml:space="preserve">/style.css (CSS-переменные, сетка CSS Grid, адаптивная вёрстка, анимации) и скрипт </w:t>
       </w:r>
       <w:proofErr w:type="spellStart"/>
       <w:r>
-        <w:t>Mono</w:t>
+        <w:t>js</w:t>
       </w:r>
       <w:proofErr w:type="spellEnd"/>
       <w:r>
-        <w:t>); разработка цветовой системы на CSS-переменных и концепции панели «Стиль»; реализация блочного интерфейса — вёрстка пяти страниц на CSS Grid и написание скрипта blocks.js.</w:t>
+        <w:t xml:space="preserve">/blocks.js, реализующий логику панели настроек и работу с </w:t>
+      </w:r>
+      <w:proofErr w:type="spellStart"/>
+      <w:r>
+        <w:t>localStorage</w:t>
+      </w:r>
+      <w:proofErr w:type="spellEnd"/>
+      <w:r>
+        <w:t>.</w:t>
       </w:r>
     </w:p>
     <w:p>
       <w:pPr>
         <w:pStyle w:val="a3"/>
       </w:pPr>
-      <w:r>
-        <w:lastRenderedPageBreak/>
-        <w:t>Страница «Ресурсы» содержит ссылки на источники и инструменты, использованные при разработке сайта: справочники по HTML, CSS и JavaScript, а также инструменты для дизайна и подбора шрифтов и цветовых палитр (полный список приведён в разделе «Список использованной литературы»).</w:t>
-      </w:r>
-    </w:p>
-    <w:p>
-      <w:pPr>
-        <w:pStyle w:val="a3"/>
-      </w:pPr>
-      <w:r>
-        <w:t xml:space="preserve">Ключевая функциональная возможность сайта — панель «Стиль </w:t>
-      </w:r>
-      <w:r>
-        <w:rPr>
-          <w:rFonts w:ascii="Segoe UI Symbol" w:hAnsi="Segoe UI Symbol" w:cs="Segoe UI Symbol"/>
-        </w:rPr>
-        <w:t>⚙</w:t>
-      </w:r>
-      <w:r>
-        <w:t xml:space="preserve">», доступная для каждого содержательного блока (кроме заголовка и подвала страницы). Панель позволяет изменить цвет фона, акцента и текста (через цветовой </w:t>
-      </w:r>
-      <w:proofErr w:type="spellStart"/>
-      <w:r>
-        <w:t>пикер</w:t>
-      </w:r>
-      <w:proofErr w:type="spellEnd"/>
-      <w:r>
-        <w:t xml:space="preserve"> или HEX-код), семейство и размер шрифта, а также включить полужирное и курсивное начертание. Изменения применяются мгновенно и сохраняются в </w:t>
-      </w:r>
-      <w:proofErr w:type="spellStart"/>
-      <w:r>
-        <w:t>localStorage</w:t>
-      </w:r>
-      <w:proofErr w:type="spellEnd"/>
-      <w:r>
-        <w:t xml:space="preserve"> отдельно для каждой страницы, восстанавливаясь при следующем открытии. Для каждого блока предусмотрен индивидуальный сброс настроек, а в боковом меню — общая кнопка «Сбросить вид», очищающая настройки текущей страницы. Расположение, порядок и размеры блоков фиксированы: функция перетаскивания и изменения размеров блоков не реализована, изменяется только их визуальное оформление.</w:t>
-      </w:r>
-    </w:p>
-    <w:p>
-      <w:pPr>
-        <w:pStyle w:val="a3"/>
-      </w:pPr>
-      <w:r>
-        <w:t xml:space="preserve">Файловая структура проекта включает HTML-страницы, файл стилей </w:t>
-      </w:r>
-      <w:proofErr w:type="spellStart"/>
-      <w:r>
-        <w:t>css</w:t>
-      </w:r>
-      <w:proofErr w:type="spellEnd"/>
-      <w:r>
-        <w:t xml:space="preserve">/style.css (CSS-переменные, сетка CSS Grid, адаптивная вёрстка, анимации) и скрипт </w:t>
-      </w:r>
-      <w:proofErr w:type="spellStart"/>
-      <w:r>
-        <w:t>js</w:t>
-      </w:r>
-      <w:proofErr w:type="spellEnd"/>
-      <w:r>
-        <w:t xml:space="preserve">/blocks.js, реализующий логику панели настроек и работу с </w:t>
-      </w:r>
-      <w:proofErr w:type="spellStart"/>
-      <w:r>
-        <w:t>localStorage</w:t>
-      </w:r>
-      <w:proofErr w:type="spellEnd"/>
-      <w:r>
-        <w:t>.</w:t>
-      </w:r>
-    </w:p>
-    <w:p>
-      <w:pPr>
-        <w:pStyle w:val="a3"/>
-      </w:pPr>
     </w:p>
     <w:p>
       <w:pPr>
         <w:pStyle w:val="X"/>
-        <w:numPr>
-          <w:ilvl w:val="0"/>
-          <w:numId w:val="0"/>
-        </w:numPr>
         <w:spacing w:after="400"/>
         <w:ind w:left="357"/>
       </w:pPr>
-      <w:bookmarkStart w:id="1" w:name="_Toc230720961"/>
+      <w:bookmarkStart w:id="5" w:name="_Toc230720961"/>
+      <w:bookmarkStart w:id="6" w:name="_Toc232114094"/>
       <w:r>
         <w:lastRenderedPageBreak/>
         <w:t>ЗАКЛЮЧЕНИЕ</w:t>
       </w:r>
-      <w:bookmarkEnd w:id="1"/>
+      <w:bookmarkEnd w:id="5"/>
+      <w:bookmarkEnd w:id="6"/>
     </w:p>
     <w:p>
       <w:pPr>
         <w:pStyle w:val="a3"/>
       </w:pPr>
       <w:r>
-        <w:t>В ходе учебной практики разработан сайт проекта «Alt», соответствующий требованиям задания: реализованы все пять обязательных страниц — «Главная», «О проекте», «Участники», «Журнал» и «Ресурсы», содержание которых раскрывает идею, архитектуру, целевую аудиторию и команду проекта, а журнал документирует ход разработки сайта.</w:t>
+        <w:t>В ходе учебной практики разработан сайт проекта «Alt», соответствующий требованиям задания</w:t>
+      </w:r>
+      <w:r>
+        <w:t>,</w:t>
+      </w:r>
+      <w:r>
+        <w:t xml:space="preserve"> реализованы все пять обязательных страниц — «Главная», «О проекте», «Участники», «Журнал» и «Ресурсы», содержание которых раскрывает идею, архитектуру, целевую аудиторию и команду проекта, а журнал документирует ход разработки сайта.</w:t>
       </w:r>
     </w:p>
     <w:p>
@@ -1051,7 +1782,13 @@
         <w:pStyle w:val="a3"/>
       </w:pPr>
       <w:r>
-        <w:t xml:space="preserve">Дополнительно реализован блочный принцип построения интерфейса: каждая смысловая часть страницы оформлена как независимый визуальный блок с возможностью индивидуальной настройки цвета фона, акцента, текста, шрифта и его размера через панель «Стиль», с сохранением настроек в </w:t>
+        <w:t>Дополнительно реализован блочный принцип построения интерфейса</w:t>
+      </w:r>
+      <w:r>
+        <w:t>,</w:t>
+      </w:r>
+      <w:r>
+        <w:t xml:space="preserve"> каждая смысловая часть страницы оформлена как независимый визуальный блок с возможностью индивидуальной настройки цвета фона, акцента, текста, шрифта и его размера через панель «Стиль», с сохранением настроек в </w:t>
       </w:r>
       <w:proofErr w:type="spellStart"/>
       <w:r>
@@ -1067,7 +1804,13 @@
         <w:pStyle w:val="a3"/>
       </w:pPr>
       <w:r>
-        <w:t xml:space="preserve">Таким образом, задачи учебной практики выполнены: подготовлен презентационный сайт проекта «Alt», на практике продемонстрировано применение HTML5, CSS3 (переменные, Grid, анимации) и JavaScript (DOM, </w:t>
+        <w:t>Таким образом, задачи учебной практики выполнены</w:t>
+      </w:r>
+      <w:r>
+        <w:t>,</w:t>
+      </w:r>
+      <w:r>
+        <w:t xml:space="preserve"> подготовлен сайт проекта «Alt», на практике продемонстрировано применение HTML5, CSS3 (переменные, Grid, анимации) и JavaScript (DOM, </w:t>
       </w:r>
       <w:proofErr w:type="spellStart"/>
       <w:r>
@@ -1086,24 +1829,16 @@
     <w:p>
       <w:pPr>
         <w:pStyle w:val="X"/>
-        <w:numPr>
-          <w:ilvl w:val="0"/>
-          <w:numId w:val="0"/>
-        </w:numPr>
         <w:spacing w:after="400"/>
       </w:pPr>
-      <w:bookmarkStart w:id="2" w:name="_Toc230720962"/>
+      <w:bookmarkStart w:id="7" w:name="_Toc230720962"/>
+      <w:bookmarkStart w:id="8" w:name="_Toc232114095"/>
       <w:r>
         <w:lastRenderedPageBreak/>
-        <w:t xml:space="preserve">СПИСОК </w:t>
-      </w:r>
-      <w:r>
-        <w:t xml:space="preserve">ИСПОЛЬЗУЕМОЙ </w:t>
-      </w:r>
-      <w:r>
-        <w:t>ЛИТЕРАТУРЫ</w:t>
-      </w:r>
-      <w:bookmarkEnd w:id="2"/>
+        <w:t>СПИСОК ИСПОЛЬЗУЕМОЙ ЛИТЕРАТУРЫ</w:t>
+      </w:r>
+      <w:bookmarkEnd w:id="7"/>
+      <w:bookmarkEnd w:id="8"/>
     </w:p>
     <w:p>
       <w:pPr>
@@ -1226,15 +1961,7 @@
       </w:r>
       <w:proofErr w:type="spellEnd"/>
       <w:r>
-        <w:t xml:space="preserve"> — практические руководства </w:t>
-      </w:r>
-      <w:proofErr w:type="gramStart"/>
-      <w:r>
-        <w:t>по современному</w:t>
-      </w:r>
-      <w:proofErr w:type="gramEnd"/>
-      <w:r>
-        <w:t xml:space="preserve"> CSS. – URL: https://css-tricks.com (дата обращения: 10.06.2026). – Текст: электронный.</w:t>
+        <w:t xml:space="preserve"> — практические руководства по современному CSS. – URL: https://css-tricks.com (дата обращения: 10.06.2026). – Текст: электронный.</w:t>
       </w:r>
     </w:p>
     <w:p>
@@ -1321,9 +2048,410 @@
         <w:t>). – URL: https://fonts.google.com (дата обращения: 10.06.2026). – Текст: электронный.</w:t>
       </w:r>
     </w:p>
+    <w:p>
+      <w:pPr>
+        <w:pStyle w:val="X"/>
+      </w:pPr>
+      <w:bookmarkStart w:id="9" w:name="_Toc232114096"/>
+      <w:r>
+        <w:lastRenderedPageBreak/>
+        <w:t>ПРИЛОЖЕНИЯ</w:t>
+      </w:r>
+      <w:bookmarkEnd w:id="9"/>
+    </w:p>
+    <w:p>
+      <w:pPr>
+        <w:spacing w:before="200" w:after="200"/>
+        <w:jc w:val="center"/>
+        <w:rPr>
+          <w:b/>
+          <w:bCs/>
+        </w:rPr>
+      </w:pPr>
+      <w:r>
+        <w:rPr>
+          <w:b/>
+          <w:bCs/>
+        </w:rPr>
+        <w:t xml:space="preserve">Приложение 1 </w:t>
+      </w:r>
+    </w:p>
+    <w:p>
+      <w:pPr>
+        <w:spacing w:before="200" w:after="200"/>
+        <w:jc w:val="center"/>
+      </w:pPr>
+      <w:r>
+        <w:t>Д</w:t>
+      </w:r>
+      <w:r>
+        <w:t>омашняя</w:t>
+      </w:r>
+      <w:r>
+        <w:t xml:space="preserve"> страница</w:t>
+      </w:r>
+    </w:p>
+    <w:p>
+      <w:r>
+        <w:rPr>
+          <w:noProof/>
+        </w:rPr>
+        <w:drawing>
+          <wp:inline distT="0" distB="0" distL="0" distR="0" wp14:anchorId="0D5DA78D" wp14:editId="54AF8026">
+            <wp:extent cx="6120130" cy="3169285"/>
+            <wp:effectExtent l="0" t="0" r="0" b="0"/>
+            <wp:docPr id="1468783804" name="Рисунок 1"/>
+            <wp:cNvGraphicFramePr>
+              <a:graphicFrameLocks xmlns:a="http://schemas.openxmlformats.org/drawingml/2006/main" noChangeAspect="1"/>
+            </wp:cNvGraphicFramePr>
+            <a:graphic xmlns:a="http://schemas.openxmlformats.org/drawingml/2006/main">
+              <a:graphicData uri="http://schemas.openxmlformats.org/drawingml/2006/picture">
+                <pic:pic xmlns:pic="http://schemas.openxmlformats.org/drawingml/2006/picture">
+                  <pic:nvPicPr>
+                    <pic:cNvPr id="1468783804" name=""/>
+                    <pic:cNvPicPr/>
+                  </pic:nvPicPr>
+                  <pic:blipFill>
+                    <a:blip r:embed="rId8"/>
+                    <a:stretch>
+                      <a:fillRect/>
+                    </a:stretch>
+                  </pic:blipFill>
+                  <pic:spPr>
+                    <a:xfrm>
+                      <a:off x="0" y="0"/>
+                      <a:ext cx="6120130" cy="3169285"/>
+                    </a:xfrm>
+                    <a:prstGeom prst="rect">
+                      <a:avLst/>
+                    </a:prstGeom>
+                  </pic:spPr>
+                </pic:pic>
+              </a:graphicData>
+            </a:graphic>
+          </wp:inline>
+        </w:drawing>
+      </w:r>
+    </w:p>
+    <w:p>
+      <w:pPr>
+        <w:spacing w:before="200" w:after="200"/>
+        <w:jc w:val="center"/>
+        <w:rPr>
+          <w:b/>
+          <w:bCs/>
+        </w:rPr>
+      </w:pPr>
+      <w:r>
+        <w:rPr>
+          <w:b/>
+          <w:bCs/>
+        </w:rPr>
+        <w:t xml:space="preserve">Приложение 2 </w:t>
+      </w:r>
+    </w:p>
+    <w:p>
+      <w:pPr>
+        <w:spacing w:before="200" w:after="200"/>
+        <w:jc w:val="center"/>
+      </w:pPr>
+      <w:r>
+        <w:t>Страница</w:t>
+      </w:r>
+      <w:r>
+        <w:t xml:space="preserve"> </w:t>
+      </w:r>
+      <w:r>
+        <w:t xml:space="preserve">с аннотацией </w:t>
+      </w:r>
+      <w:r>
+        <w:t>проект</w:t>
+      </w:r>
+      <w:r>
+        <w:t>а</w:t>
+      </w:r>
+    </w:p>
+    <w:p>
+      <w:r>
+        <w:rPr>
+          <w:noProof/>
+        </w:rPr>
+        <w:drawing>
+          <wp:inline distT="0" distB="0" distL="0" distR="0" wp14:anchorId="3D31B005" wp14:editId="699A89F9">
+            <wp:extent cx="6120130" cy="3169920"/>
+            <wp:effectExtent l="0" t="0" r="0" b="0"/>
+            <wp:docPr id="578299122" name="Рисунок 1"/>
+            <wp:cNvGraphicFramePr>
+              <a:graphicFrameLocks xmlns:a="http://schemas.openxmlformats.org/drawingml/2006/main" noChangeAspect="1"/>
+            </wp:cNvGraphicFramePr>
+            <a:graphic xmlns:a="http://schemas.openxmlformats.org/drawingml/2006/main">
+              <a:graphicData uri="http://schemas.openxmlformats.org/drawingml/2006/picture">
+                <pic:pic xmlns:pic="http://schemas.openxmlformats.org/drawingml/2006/picture">
+                  <pic:nvPicPr>
+                    <pic:cNvPr id="578299122" name=""/>
+                    <pic:cNvPicPr/>
+                  </pic:nvPicPr>
+                  <pic:blipFill>
+                    <a:blip r:embed="rId9"/>
+                    <a:stretch>
+                      <a:fillRect/>
+                    </a:stretch>
+                  </pic:blipFill>
+                  <pic:spPr>
+                    <a:xfrm>
+                      <a:off x="0" y="0"/>
+                      <a:ext cx="6120130" cy="3169920"/>
+                    </a:xfrm>
+                    <a:prstGeom prst="rect">
+                      <a:avLst/>
+                    </a:prstGeom>
+                  </pic:spPr>
+                </pic:pic>
+              </a:graphicData>
+            </a:graphic>
+          </wp:inline>
+        </w:drawing>
+      </w:r>
+    </w:p>
     <w:p/>
+    <w:p>
+      <w:pPr>
+        <w:spacing w:before="200" w:after="200"/>
+        <w:jc w:val="center"/>
+        <w:rPr>
+          <w:b/>
+          <w:bCs/>
+        </w:rPr>
+      </w:pPr>
+      <w:r>
+        <w:rPr>
+          <w:b/>
+          <w:bCs/>
+        </w:rPr>
+        <w:lastRenderedPageBreak/>
+        <w:t xml:space="preserve">Приложение 3 </w:t>
+      </w:r>
+    </w:p>
+    <w:p>
+      <w:pPr>
+        <w:spacing w:before="200" w:after="200"/>
+        <w:jc w:val="center"/>
+      </w:pPr>
+      <w:r>
+        <w:t>Страница</w:t>
+      </w:r>
+      <w:r>
+        <w:t xml:space="preserve"> </w:t>
+      </w:r>
+      <w:r>
+        <w:t xml:space="preserve">со списком </w:t>
+      </w:r>
+      <w:r>
+        <w:t>участни</w:t>
+      </w:r>
+      <w:r>
+        <w:t>ков</w:t>
+      </w:r>
+    </w:p>
+    <w:p>
+      <w:r>
+        <w:rPr>
+          <w:noProof/>
+        </w:rPr>
+        <w:drawing>
+          <wp:inline distT="0" distB="0" distL="0" distR="0" wp14:anchorId="2A2E7B05" wp14:editId="481A1A34">
+            <wp:extent cx="6120130" cy="3170555"/>
+            <wp:effectExtent l="0" t="0" r="0" b="0"/>
+            <wp:docPr id="1943261299" name="Рисунок 1"/>
+            <wp:cNvGraphicFramePr>
+              <a:graphicFrameLocks xmlns:a="http://schemas.openxmlformats.org/drawingml/2006/main" noChangeAspect="1"/>
+            </wp:cNvGraphicFramePr>
+            <a:graphic xmlns:a="http://schemas.openxmlformats.org/drawingml/2006/main">
+              <a:graphicData uri="http://schemas.openxmlformats.org/drawingml/2006/picture">
+                <pic:pic xmlns:pic="http://schemas.openxmlformats.org/drawingml/2006/picture">
+                  <pic:nvPicPr>
+                    <pic:cNvPr id="1943261299" name=""/>
+                    <pic:cNvPicPr/>
+                  </pic:nvPicPr>
+                  <pic:blipFill>
+                    <a:blip r:embed="rId10"/>
+                    <a:stretch>
+                      <a:fillRect/>
+                    </a:stretch>
+                  </pic:blipFill>
+                  <pic:spPr>
+                    <a:xfrm>
+                      <a:off x="0" y="0"/>
+                      <a:ext cx="6120130" cy="3170555"/>
+                    </a:xfrm>
+                    <a:prstGeom prst="rect">
+                      <a:avLst/>
+                    </a:prstGeom>
+                  </pic:spPr>
+                </pic:pic>
+              </a:graphicData>
+            </a:graphic>
+          </wp:inline>
+        </w:drawing>
+      </w:r>
+    </w:p>
+    <w:p>
+      <w:pPr>
+        <w:spacing w:before="200" w:after="200"/>
+        <w:jc w:val="center"/>
+        <w:rPr>
+          <w:b/>
+          <w:bCs/>
+        </w:rPr>
+      </w:pPr>
+      <w:r>
+        <w:rPr>
+          <w:b/>
+          <w:bCs/>
+        </w:rPr>
+        <w:t xml:space="preserve">Приложение 4 </w:t>
+      </w:r>
+    </w:p>
+    <w:p>
+      <w:pPr>
+        <w:spacing w:before="200" w:after="200"/>
+        <w:jc w:val="center"/>
+      </w:pPr>
+      <w:r>
+        <w:t xml:space="preserve">Страница с </w:t>
+      </w:r>
+      <w:r>
+        <w:t>журнал</w:t>
+      </w:r>
+      <w:r>
+        <w:t>ом</w:t>
+      </w:r>
+      <w:r>
+        <w:t xml:space="preserve"> </w:t>
+      </w:r>
+    </w:p>
+    <w:p>
+      <w:r>
+        <w:rPr>
+          <w:noProof/>
+        </w:rPr>
+        <w:drawing>
+          <wp:inline distT="0" distB="0" distL="0" distR="0" wp14:anchorId="61A3D37C" wp14:editId="1D5BE051">
+            <wp:extent cx="6120130" cy="3145790"/>
+            <wp:effectExtent l="0" t="0" r="0" b="0"/>
+            <wp:docPr id="142183807" name="Рисунок 1"/>
+            <wp:cNvGraphicFramePr>
+              <a:graphicFrameLocks xmlns:a="http://schemas.openxmlformats.org/drawingml/2006/main" noChangeAspect="1"/>
+            </wp:cNvGraphicFramePr>
+            <a:graphic xmlns:a="http://schemas.openxmlformats.org/drawingml/2006/main">
+              <a:graphicData uri="http://schemas.openxmlformats.org/drawingml/2006/picture">
+                <pic:pic xmlns:pic="http://schemas.openxmlformats.org/drawingml/2006/picture">
+                  <pic:nvPicPr>
+                    <pic:cNvPr id="142183807" name=""/>
+                    <pic:cNvPicPr/>
+                  </pic:nvPicPr>
+                  <pic:blipFill>
+                    <a:blip r:embed="rId11"/>
+                    <a:stretch>
+                      <a:fillRect/>
+                    </a:stretch>
+                  </pic:blipFill>
+                  <pic:spPr>
+                    <a:xfrm>
+                      <a:off x="0" y="0"/>
+                      <a:ext cx="6120130" cy="3145790"/>
+                    </a:xfrm>
+                    <a:prstGeom prst="rect">
+                      <a:avLst/>
+                    </a:prstGeom>
+                  </pic:spPr>
+                </pic:pic>
+              </a:graphicData>
+            </a:graphic>
+          </wp:inline>
+        </w:drawing>
+      </w:r>
+    </w:p>
+    <w:p/>
+    <w:p/>
+    <w:p/>
+    <w:p>
+      <w:pPr>
+        <w:spacing w:before="200" w:after="200"/>
+        <w:jc w:val="center"/>
+        <w:rPr>
+          <w:b/>
+          <w:bCs/>
+        </w:rPr>
+      </w:pPr>
+      <w:r>
+        <w:rPr>
+          <w:b/>
+          <w:bCs/>
+        </w:rPr>
+        <w:lastRenderedPageBreak/>
+        <w:t xml:space="preserve">Приложение 5 </w:t>
+      </w:r>
+    </w:p>
+    <w:p>
+      <w:pPr>
+        <w:spacing w:before="200" w:after="200"/>
+        <w:jc w:val="center"/>
+      </w:pPr>
+      <w:r>
+        <w:t xml:space="preserve">Страница с используемыми </w:t>
+      </w:r>
+      <w:r>
+        <w:t>ресурс</w:t>
+      </w:r>
+      <w:r>
+        <w:t>ами</w:t>
+      </w:r>
+    </w:p>
+    <w:p>
+      <w:r>
+        <w:rPr>
+          <w:noProof/>
+        </w:rPr>
+        <w:drawing>
+          <wp:inline distT="0" distB="0" distL="0" distR="0" wp14:anchorId="5F357928" wp14:editId="5E8DC98D">
+            <wp:extent cx="6120130" cy="3175635"/>
+            <wp:effectExtent l="0" t="0" r="0" b="5715"/>
+            <wp:docPr id="659434911" name="Рисунок 1"/>
+            <wp:cNvGraphicFramePr>
+              <a:graphicFrameLocks xmlns:a="http://schemas.openxmlformats.org/drawingml/2006/main" noChangeAspect="1"/>
+            </wp:cNvGraphicFramePr>
+            <a:graphic xmlns:a="http://schemas.openxmlformats.org/drawingml/2006/main">
+              <a:graphicData uri="http://schemas.openxmlformats.org/drawingml/2006/picture">
+                <pic:pic xmlns:pic="http://schemas.openxmlformats.org/drawingml/2006/picture">
+                  <pic:nvPicPr>
+                    <pic:cNvPr id="659434911" name=""/>
+                    <pic:cNvPicPr/>
+                  </pic:nvPicPr>
+                  <pic:blipFill>
+                    <a:blip r:embed="rId12"/>
+                    <a:stretch>
+                      <a:fillRect/>
+                    </a:stretch>
+                  </pic:blipFill>
+                  <pic:spPr>
+                    <a:xfrm>
+                      <a:off x="0" y="0"/>
+                      <a:ext cx="6120130" cy="3175635"/>
+                    </a:xfrm>
+                    <a:prstGeom prst="rect">
+                      <a:avLst/>
+                    </a:prstGeom>
+                  </pic:spPr>
+                </pic:pic>
+              </a:graphicData>
+            </a:graphic>
+          </wp:inline>
+        </w:drawing>
+      </w:r>
+    </w:p>
     <w:sectPr>
-      <w:footerReference w:type="first" r:id="rId8"/>
+      <w:footerReference w:type="first" r:id="rId13"/>
       <w:pgSz w:w="11906" w:h="16838"/>
       <w:pgMar w:top="1134" w:right="567" w:bottom="1134" w:left="1701" w:header="708" w:footer="708" w:gutter="0"/>
       <w:cols w:space="720"/>
@@ -2261,7 +3389,6 @@
     <w:lvl w:ilvl="0">
       <w:start w:val="1"/>
       <w:numFmt w:val="decimal"/>
-      <w:pStyle w:val="X"/>
       <w:lvlText w:val="%1"/>
       <w:lvlJc w:val="left"/>
       <w:pPr>
@@ -2274,7 +3401,6 @@
     <w:lvl w:ilvl="1">
       <w:start w:val="1"/>
       <w:numFmt w:val="decimal"/>
-      <w:pStyle w:val="XX"/>
       <w:suff w:val="space"/>
       <w:lvlText w:val="%1.%2"/>
       <w:lvlJc w:val="left"/>
@@ -2288,7 +3414,6 @@
     <w:lvl w:ilvl="2">
       <w:start w:val="1"/>
       <w:numFmt w:val="decimal"/>
-      <w:pStyle w:val="XXX"/>
       <w:suff w:val="space"/>
       <w:lvlText w:val="%1.%2.%3"/>
       <w:lvlJc w:val="left"/>
@@ -2302,7 +3427,6 @@
     <w:lvl w:ilvl="3">
       <w:start w:val="1"/>
       <w:numFmt w:val="decimal"/>
-      <w:pStyle w:val="XXXX"/>
       <w:suff w:val="space"/>
       <w:lvlText w:val="%1.%2.%3.%4"/>
       <w:lvlJc w:val="left"/>
@@ -3588,27 +4712,9 @@
   </w:num>
   <w:num w:numId="18" w16cid:durableId="1507746595">
     <w:abstractNumId w:val="1"/>
-    <w:lvlOverride w:ilvl="0"/>
-    <w:lvlOverride w:ilvl="1"/>
-    <w:lvlOverride w:ilvl="2"/>
-    <w:lvlOverride w:ilvl="3"/>
-    <w:lvlOverride w:ilvl="4"/>
-    <w:lvlOverride w:ilvl="5"/>
-    <w:lvlOverride w:ilvl="6"/>
-    <w:lvlOverride w:ilvl="7"/>
-    <w:lvlOverride w:ilvl="8"/>
   </w:num>
   <w:num w:numId="19" w16cid:durableId="1458793126">
     <w:abstractNumId w:val="7"/>
-    <w:lvlOverride w:ilvl="0"/>
-    <w:lvlOverride w:ilvl="1"/>
-    <w:lvlOverride w:ilvl="2"/>
-    <w:lvlOverride w:ilvl="3"/>
-    <w:lvlOverride w:ilvl="4"/>
-    <w:lvlOverride w:ilvl="5"/>
-    <w:lvlOverride w:ilvl="6"/>
-    <w:lvlOverride w:ilvl="7"/>
-    <w:lvlOverride w:ilvl="8"/>
   </w:num>
   <w:num w:numId="20" w16cid:durableId="859274720">
     <w:abstractNumId w:val="3"/>
@@ -4190,7 +5296,7 @@
       <w:keepLines/>
       <w:pageBreakBefore/>
       <w:numPr>
-        <w:numId w:val="6"/>
+        <w:numId w:val="0"/>
       </w:numPr>
       <w:contextualSpacing/>
       <w:jc w:val="center"/>
@@ -4222,10 +5328,6 @@
     <w:pPr>
       <w:keepNext/>
       <w:keepLines/>
-      <w:numPr>
-        <w:ilvl w:val="3"/>
-        <w:numId w:val="6"/>
-      </w:numPr>
       <w:contextualSpacing/>
       <w:jc w:val="center"/>
     </w:pPr>
@@ -4247,7 +5349,8 @@
       <w:keepNext/>
       <w:keepLines/>
       <w:numPr>
-        <w:numId w:val="6"/>
+        <w:ilvl w:val="0"/>
+        <w:numId w:val="0"/>
       </w:numPr>
       <w:contextualSpacing/>
       <w:jc w:val="center"/>
@@ -4283,7 +5386,8 @@
       <w:keepNext/>
       <w:keepLines/>
       <w:numPr>
-        <w:numId w:val="6"/>
+        <w:ilvl w:val="0"/>
+        <w:numId w:val="0"/>
       </w:numPr>
       <w:contextualSpacing/>
     </w:pPr>

--- a/reports/report.docx
+++ b/reports/report.docx
@@ -301,7 +301,7 @@
           <w:u w:val="single"/>
           <w:lang w:eastAsia="en-US" w:bidi="en-US"/>
         </w:rPr>
-        <w:t xml:space="preserve">, </w:t>
+        <w:t>, Васильев</w:t>
       </w:r>
       <w:r>
         <w:rPr>
@@ -309,7 +309,7 @@
           <w:u w:val="single"/>
           <w:lang w:eastAsia="en-US" w:bidi="en-US"/>
         </w:rPr>
-        <w:t>Васильев</w:t>
+        <w:t xml:space="preserve"> </w:t>
       </w:r>
       <w:r>
         <w:rPr>
@@ -317,23 +317,7 @@
           <w:u w:val="single"/>
           <w:lang w:eastAsia="en-US" w:bidi="en-US"/>
         </w:rPr>
-        <w:t xml:space="preserve"> </w:t>
-      </w:r>
-      <w:r>
-        <w:rPr>
-          <w:color w:val="000000"/>
-          <w:u w:val="single"/>
-          <w:lang w:eastAsia="en-US" w:bidi="en-US"/>
-        </w:rPr>
-        <w:t>Александр Сергеевич</w:t>
-      </w:r>
-      <w:r>
-        <w:rPr>
-          <w:color w:val="000000"/>
-          <w:u w:val="single"/>
-          <w:lang w:eastAsia="en-US" w:bidi="en-US"/>
-        </w:rPr>
-        <w:t xml:space="preserve">, </w:t>
+        <w:t xml:space="preserve">Александр Сергеевич, </w:t>
       </w:r>
       <w:proofErr w:type="spellStart"/>
       <w:r>
@@ -1465,11 +1449,19 @@
         <w:t>,</w:t>
       </w:r>
       <w:r>
-        <w:t xml:space="preserve"> каждая смысловая часть страницы оформляется как самостоятельный визуальный блок (.</w:t>
+        <w:t xml:space="preserve"> каждая смысловая часть страницы оформляется как самостоятельный визуальный блок </w:t>
+      </w:r>
+      <w:proofErr w:type="gramStart"/>
+      <w:r>
+        <w:t>(.</w:t>
       </w:r>
       <w:proofErr w:type="spellStart"/>
       <w:r>
-        <w:t>block-unit</w:t>
+        <w:t>block</w:t>
+      </w:r>
+      <w:proofErr w:type="gramEnd"/>
+      <w:r>
+        <w:t>-unit</w:t>
       </w:r>
       <w:proofErr w:type="spellEnd"/>
       <w:r>
@@ -1802,6 +1794,9 @@
     <w:p>
       <w:pPr>
         <w:pStyle w:val="a3"/>
+        <w:rPr>
+          <w:lang w:val="en-US"/>
+        </w:rPr>
       </w:pPr>
       <w:r>
         <w:t>Таким образом, задачи учебной практики выполнены</w:t>
@@ -1820,6 +1815,40 @@
       <w:r>
         <w:t>, обработка событий) для построения адаптивного пользовательского интерфейса.</w:t>
       </w:r>
+    </w:p>
+    <w:p>
+      <w:pPr>
+        <w:pStyle w:val="a3"/>
+      </w:pPr>
+      <w:hyperlink r:id="rId8" w:history="1">
+        <w:r>
+          <w:rPr>
+            <w:rStyle w:val="a8"/>
+          </w:rPr>
+          <w:t>Ссылка на проек</w:t>
+        </w:r>
+        <w:r>
+          <w:rPr>
+            <w:rStyle w:val="a8"/>
+          </w:rPr>
+          <w:t>т</w:t>
+        </w:r>
+        <w:r>
+          <w:rPr>
+            <w:rStyle w:val="a8"/>
+          </w:rPr>
+          <w:t xml:space="preserve"> в </w:t>
+        </w:r>
+        <w:proofErr w:type="spellStart"/>
+        <w:r>
+          <w:rPr>
+            <w:rStyle w:val="a8"/>
+            <w:lang w:val="en-US"/>
+          </w:rPr>
+          <w:t>github</w:t>
+        </w:r>
+        <w:proofErr w:type="spellEnd"/>
+      </w:hyperlink>
     </w:p>
     <w:p>
       <w:pPr>
@@ -1961,7 +1990,15 @@
       </w:r>
       <w:proofErr w:type="spellEnd"/>
       <w:r>
-        <w:t xml:space="preserve"> — практические руководства по современному CSS. – URL: https://css-tricks.com (дата обращения: 10.06.2026). – Текст: электронный.</w:t>
+        <w:t xml:space="preserve"> — практические руководства </w:t>
+      </w:r>
+      <w:proofErr w:type="gramStart"/>
+      <w:r>
+        <w:t>по современному</w:t>
+      </w:r>
+      <w:proofErr w:type="gramEnd"/>
+      <w:r>
+        <w:t xml:space="preserve"> CSS. – URL: https://css-tricks.com (дата обращения: 10.06.2026). – Текст: электронный.</w:t>
       </w:r>
     </w:p>
     <w:p>
@@ -2112,7 +2149,7 @@
                     <pic:cNvPicPr/>
                   </pic:nvPicPr>
                   <pic:blipFill>
-                    <a:blip r:embed="rId8"/>
+                    <a:blip r:embed="rId9"/>
                     <a:stretch>
                       <a:fillRect/>
                     </a:stretch>
@@ -2192,7 +2229,7 @@
                     <pic:cNvPicPr/>
                   </pic:nvPicPr>
                   <pic:blipFill>
-                    <a:blip r:embed="rId9"/>
+                    <a:blip r:embed="rId10"/>
                     <a:stretch>
                       <a:fillRect/>
                     </a:stretch>
@@ -2274,7 +2311,7 @@
                     <pic:cNvPicPr/>
                   </pic:nvPicPr>
                   <pic:blipFill>
-                    <a:blip r:embed="rId10"/>
+                    <a:blip r:embed="rId11"/>
                     <a:stretch>
                       <a:fillRect/>
                     </a:stretch>
@@ -2351,7 +2388,7 @@
                     <pic:cNvPicPr/>
                   </pic:nvPicPr>
                   <pic:blipFill>
-                    <a:blip r:embed="rId11"/>
+                    <a:blip r:embed="rId12"/>
                     <a:stretch>
                       <a:fillRect/>
                     </a:stretch>
@@ -2429,7 +2466,7 @@
                     <pic:cNvPicPr/>
                   </pic:nvPicPr>
                   <pic:blipFill>
-                    <a:blip r:embed="rId12"/>
+                    <a:blip r:embed="rId13"/>
                     <a:stretch>
                       <a:fillRect/>
                     </a:stretch>
@@ -2451,7 +2488,7 @@
       </w:r>
     </w:p>
     <w:sectPr>
-      <w:footerReference w:type="first" r:id="rId13"/>
+      <w:footerReference w:type="first" r:id="rId14"/>
       <w:pgSz w:w="11906" w:h="16838"/>
       <w:pgMar w:top="1134" w:right="567" w:bottom="1134" w:left="1701" w:header="708" w:footer="708" w:gutter="0"/>
       <w:cols w:space="720"/>
@@ -5237,6 +5274,7 @@
   <w:style w:type="character" w:default="1" w:styleId="a0">
     <w:name w:val="Default Paragraph Font"/>
     <w:uiPriority w:val="1"/>
+    <w:semiHidden/>
     <w:unhideWhenUsed/>
   </w:style>
   <w:style w:type="table" w:default="1" w:styleId="a1">
@@ -5683,6 +5721,18 @@
       <w:shd w:val="clear" w:color="auto" w:fill="E1DFDD"/>
     </w:rPr>
   </w:style>
+  <w:style w:type="character" w:styleId="af7">
+    <w:name w:val="FollowedHyperlink"/>
+    <w:basedOn w:val="a0"/>
+    <w:uiPriority w:val="99"/>
+    <w:semiHidden/>
+    <w:unhideWhenUsed/>
+    <w:rsid w:val="00432DA7"/>
+    <w:rPr>
+      <w:color w:val="954F72" w:themeColor="followedHyperlink"/>
+      <w:u w:val="single"/>
+    </w:rPr>
+  </w:style>
 </w:styles>
 </file>
 

--- a/reports/report.docx
+++ b/reports/report.docx
@@ -317,141 +317,113 @@
           <w:u w:val="single"/>
           <w:lang w:eastAsia="en-US" w:bidi="en-US"/>
         </w:rPr>
-        <w:t xml:space="preserve">Александр Сергеевич, </w:t>
-      </w:r>
-      <w:proofErr w:type="spellStart"/>
+        <w:t>Александр Сергеевич, Невретдинов Дамир Шамилевич</w:t>
+      </w:r>
       <w:r>
         <w:rPr>
           <w:color w:val="000000"/>
           <w:u w:val="single"/>
           <w:lang w:eastAsia="en-US" w:bidi="en-US"/>
         </w:rPr>
-        <w:t>Невретдинов</w:t>
-      </w:r>
-      <w:proofErr w:type="spellEnd"/>
+        <w:t xml:space="preserve"> </w:t>
+      </w:r>
+      <w:r>
+        <w:rPr>
+          <w:color w:val="000000"/>
+          <w:lang w:eastAsia="en-US" w:bidi="en-US"/>
+        </w:rPr>
+        <w:t xml:space="preserve"> Группа: </w:t>
+      </w:r>
       <w:r>
         <w:rPr>
           <w:color w:val="000000"/>
           <w:u w:val="single"/>
           <w:lang w:eastAsia="en-US" w:bidi="en-US"/>
         </w:rPr>
-        <w:t xml:space="preserve"> Дамир </w:t>
-      </w:r>
-      <w:proofErr w:type="spellStart"/>
+        <w:t>253-332</w:t>
+      </w:r>
+    </w:p>
+    <w:p>
+      <w:pPr>
+        <w:spacing w:before="100" w:beforeAutospacing="1" w:after="100" w:afterAutospacing="1"/>
+        <w:ind w:left="-5" w:right="-1"/>
+        <w:rPr>
+          <w:color w:val="000000"/>
+          <w:lang w:eastAsia="en-US" w:bidi="en-US"/>
+        </w:rPr>
+      </w:pPr>
+      <w:r>
+        <w:rPr>
+          <w:color w:val="000000"/>
+          <w:lang w:eastAsia="en-US" w:bidi="en-US"/>
+        </w:rPr>
+        <w:t>Место прохождения практики: Московский Политех</w:t>
+      </w:r>
+      <w:r>
+        <w:rPr>
+          <w:color w:val="000000"/>
+          <w:lang w:eastAsia="en-US" w:bidi="en-US"/>
+        </w:rPr>
+        <w:t xml:space="preserve">, кафедра </w:t>
+      </w:r>
       <w:r>
         <w:rPr>
           <w:color w:val="000000"/>
           <w:u w:val="single"/>
           <w:lang w:eastAsia="en-US" w:bidi="en-US"/>
         </w:rPr>
-        <w:t>Шамилевич</w:t>
-      </w:r>
-      <w:proofErr w:type="spellEnd"/>
+        <w:t>Информатика и информационные технологии</w:t>
+      </w:r>
+    </w:p>
+    <w:p>
+      <w:pPr>
+        <w:spacing w:before="100" w:beforeAutospacing="1" w:after="100" w:afterAutospacing="1"/>
+        <w:ind w:left="-5" w:right="67"/>
+        <w:rPr>
+          <w:color w:val="000000"/>
+          <w:lang w:eastAsia="en-US" w:bidi="en-US"/>
+        </w:rPr>
+      </w:pPr>
+    </w:p>
+    <w:p>
+      <w:pPr>
+        <w:spacing w:before="100" w:beforeAutospacing="1" w:after="100" w:afterAutospacing="1"/>
+        <w:ind w:left="-5" w:right="67"/>
+        <w:rPr>
+          <w:color w:val="000000"/>
+          <w:lang w:eastAsia="en-US" w:bidi="en-US"/>
+        </w:rPr>
+      </w:pPr>
+      <w:r>
+        <w:rPr>
+          <w:color w:val="000000"/>
+          <w:lang w:eastAsia="en-US" w:bidi="en-US"/>
+        </w:rPr>
+        <w:t>Отчет принят с оценкой _______________ Дата ________________________</w:t>
+      </w:r>
+    </w:p>
+    <w:p>
+      <w:pPr>
+        <w:spacing w:before="100" w:beforeAutospacing="1" w:after="100" w:afterAutospacing="1"/>
+        <w:ind w:left="-5" w:right="67"/>
+        <w:rPr>
+          <w:color w:val="000000"/>
+          <w:lang w:eastAsia="en-US" w:bidi="en-US"/>
+        </w:rPr>
+      </w:pPr>
+      <w:r>
+        <w:rPr>
+          <w:color w:val="000000"/>
+          <w:lang w:eastAsia="en-US" w:bidi="en-US"/>
+        </w:rPr>
+        <w:t xml:space="preserve">Руководитель практики: </w:t>
+      </w:r>
       <w:r>
         <w:rPr>
           <w:color w:val="000000"/>
           <w:u w:val="single"/>
           <w:lang w:eastAsia="en-US" w:bidi="en-US"/>
         </w:rPr>
-        <w:t xml:space="preserve"> </w:t>
-      </w:r>
-      <w:r>
-        <w:rPr>
-          <w:color w:val="000000"/>
-          <w:lang w:eastAsia="en-US" w:bidi="en-US"/>
-        </w:rPr>
-        <w:t xml:space="preserve"> Группа: </w:t>
-      </w:r>
-      <w:r>
-        <w:rPr>
-          <w:color w:val="000000"/>
-          <w:u w:val="single"/>
-          <w:lang w:eastAsia="en-US" w:bidi="en-US"/>
-        </w:rPr>
-        <w:t>253-332</w:t>
-      </w:r>
-    </w:p>
-    <w:p>
-      <w:pPr>
-        <w:spacing w:before="100" w:beforeAutospacing="1" w:after="100" w:afterAutospacing="1"/>
-        <w:ind w:left="-5" w:right="-1"/>
-        <w:rPr>
-          <w:color w:val="000000"/>
-          <w:lang w:eastAsia="en-US" w:bidi="en-US"/>
-        </w:rPr>
-      </w:pPr>
-      <w:r>
-        <w:rPr>
-          <w:color w:val="000000"/>
-          <w:lang w:eastAsia="en-US" w:bidi="en-US"/>
-        </w:rPr>
-        <w:t>Место прохождения практики: Московский Политех</w:t>
-      </w:r>
-      <w:r>
-        <w:rPr>
-          <w:color w:val="000000"/>
-          <w:lang w:eastAsia="en-US" w:bidi="en-US"/>
-        </w:rPr>
-        <w:t xml:space="preserve">, кафедра </w:t>
-      </w:r>
-      <w:r>
-        <w:rPr>
-          <w:color w:val="000000"/>
-          <w:u w:val="single"/>
-          <w:lang w:eastAsia="en-US" w:bidi="en-US"/>
-        </w:rPr>
-        <w:t>Информатика и информационные технологии</w:t>
-      </w:r>
-    </w:p>
-    <w:p>
-      <w:pPr>
-        <w:spacing w:before="100" w:beforeAutospacing="1" w:after="100" w:afterAutospacing="1"/>
-        <w:ind w:left="-5" w:right="67"/>
-        <w:rPr>
-          <w:color w:val="000000"/>
-          <w:lang w:eastAsia="en-US" w:bidi="en-US"/>
-        </w:rPr>
-      </w:pPr>
-    </w:p>
-    <w:p>
-      <w:pPr>
-        <w:spacing w:before="100" w:beforeAutospacing="1" w:after="100" w:afterAutospacing="1"/>
-        <w:ind w:left="-5" w:right="67"/>
-        <w:rPr>
-          <w:color w:val="000000"/>
-          <w:lang w:eastAsia="en-US" w:bidi="en-US"/>
-        </w:rPr>
-      </w:pPr>
-      <w:r>
-        <w:rPr>
-          <w:color w:val="000000"/>
-          <w:lang w:eastAsia="en-US" w:bidi="en-US"/>
-        </w:rPr>
-        <w:t>Отчет принят с оценкой _______________ Дата ________________________</w:t>
-      </w:r>
-    </w:p>
-    <w:p>
-      <w:pPr>
-        <w:spacing w:before="100" w:beforeAutospacing="1" w:after="100" w:afterAutospacing="1"/>
-        <w:ind w:left="-5" w:right="67"/>
-        <w:rPr>
-          <w:color w:val="000000"/>
-          <w:lang w:eastAsia="en-US" w:bidi="en-US"/>
-        </w:rPr>
-      </w:pPr>
-      <w:r>
-        <w:rPr>
-          <w:color w:val="000000"/>
-          <w:lang w:eastAsia="en-US" w:bidi="en-US"/>
-        </w:rPr>
-        <w:t xml:space="preserve">Руководитель практики: </w:t>
-      </w:r>
-      <w:r>
-        <w:rPr>
-          <w:color w:val="000000"/>
-          <w:u w:val="single"/>
-          <w:lang w:eastAsia="en-US" w:bidi="en-US"/>
-        </w:rPr>
         <w:t>Меньшикова Наталия Павловна</w:t>
       </w:r>
     </w:p>
@@ -461,17 +433,7 @@
         <w:ind w:right="67"/>
         <w:rPr>
           <w:color w:val="000000"/>
-          <w:lang w:eastAsia="en-US" w:bidi="en-US"/>
-        </w:rPr>
-      </w:pPr>
-    </w:p>
-    <w:p>
-      <w:pPr>
-        <w:spacing w:before="100" w:beforeAutospacing="1" w:after="100" w:afterAutospacing="1"/>
-        <w:ind w:left="-5" w:right="67"/>
-        <w:rPr>
-          <w:color w:val="000000"/>
-          <w:lang w:eastAsia="en-US" w:bidi="en-US"/>
+          <w:lang w:val="en-US" w:eastAsia="en-US" w:bidi="en-US"/>
         </w:rPr>
       </w:pPr>
     </w:p>
@@ -500,7 +462,6 @@
           <w:color w:val="000000"/>
           <w:lang w:eastAsia="en-US" w:bidi="en-US"/>
         </w:rPr>
-        <w:lastRenderedPageBreak/>
         <w:t>Москва 202</w:t>
       </w:r>
       <w:r>
@@ -1197,15 +1158,7 @@
         <w:t xml:space="preserve"> </w:t>
       </w:r>
       <w:r>
-        <w:t xml:space="preserve">— российская платформа для общения, ориентированная на IT-команды, онлайн-школы и игровые сообщества. Платформа задумана как отечественная альтернатива </w:t>
-      </w:r>
-      <w:proofErr w:type="spellStart"/>
-      <w:r>
-        <w:t>Discord</w:t>
-      </w:r>
-      <w:proofErr w:type="spellEnd"/>
-      <w:r>
-        <w:t>: мессенджер с текстовыми и голосовыми каналами и блочным принципом построения интерфейса, при котором каждая панель приложения является независимым визуальным блоком со своей цветовой схемой.</w:t>
+        <w:t>— российская платформа для общения, ориентированная на IT-команды, онлайн-школы и игровые сообщества. Платформа задумана как отечественная альтернатива Discord: мессенджер с текстовыми и голосовыми каналами и блочным принципом построения интерфейса, при котором каждая панель приложения является независимым визуальным блоком со своей цветовой схемой.</w:t>
       </w:r>
     </w:p>
     <w:p>
@@ -1449,23 +1402,7 @@
         <w:t>,</w:t>
       </w:r>
       <w:r>
-        <w:t xml:space="preserve"> каждая смысловая часть страницы оформляется как самостоятельный визуальный блок </w:t>
-      </w:r>
-      <w:proofErr w:type="gramStart"/>
-      <w:r>
-        <w:t>(.</w:t>
-      </w:r>
-      <w:proofErr w:type="spellStart"/>
-      <w:r>
-        <w:t>block</w:t>
-      </w:r>
-      <w:proofErr w:type="gramEnd"/>
-      <w:r>
-        <w:t>-unit</w:t>
-      </w:r>
-      <w:proofErr w:type="spellEnd"/>
-      <w:r>
-        <w:t xml:space="preserve">), для которого можно независимо настроить оформление — цвет фона, акцента и текста, </w:t>
+        <w:t xml:space="preserve"> каждая смысловая часть страницы оформляется как самостоятельный визуальный блок (.block-unit), для которого можно независимо настроить оформление — цвет фона, акцента и текста, </w:t>
       </w:r>
       <w:r>
         <w:t>шрифт</w:t>
@@ -1483,15 +1420,7 @@
         <w:t xml:space="preserve"> </w:t>
       </w:r>
       <w:r>
-        <w:t xml:space="preserve">— через панель «Стиль», с сохранением настроек между сеансами в </w:t>
-      </w:r>
-      <w:proofErr w:type="spellStart"/>
-      <w:r>
-        <w:t>localStorage</w:t>
-      </w:r>
-      <w:proofErr w:type="spellEnd"/>
-      <w:r>
-        <w:t xml:space="preserve"> отдельно для каждой страницы.</w:t>
+        <w:t>— через панель «Стиль», с сохранением настроек между сеансами в localStorage отдельно для каждой страницы.</w:t>
       </w:r>
     </w:p>
     <w:p>
@@ -1524,31 +1453,47 @@
         <w:pStyle w:val="a3"/>
       </w:pPr>
       <w:r>
-        <w:t xml:space="preserve">По итогам практики разработан сайт из пяти HTML-страниц (index.html, about.html, members.html, journal.html, resources.html) с общей навигацией в виде бокового меню и единым визуальным стилем — тёмная палитра на CSS-переменных, заголовки шрифтом </w:t>
-      </w:r>
-      <w:proofErr w:type="spellStart"/>
-      <w:r>
-        <w:t>Oxanium</w:t>
-      </w:r>
-      <w:proofErr w:type="spellEnd"/>
-      <w:r>
-        <w:t xml:space="preserve">, основной текст — IBM </w:t>
-      </w:r>
-      <w:proofErr w:type="spellStart"/>
-      <w:r>
-        <w:t>Plex</w:t>
-      </w:r>
-      <w:proofErr w:type="spellEnd"/>
+        <w:t>По итогам практики разработан сайт из пяти HTML-страниц (index.html, about.html, members.html, journal.html, resources.html) с общей навигацией в виде бокового меню и единым визуальным стилем — тёмная палитра на CSS-переменных, заголовки шрифтом Oxanium, основной текст — IBM Plex Mono.</w:t>
+      </w:r>
+    </w:p>
+    <w:p>
+      <w:pPr>
+        <w:pStyle w:val="a3"/>
+      </w:pPr>
+      <w:r>
+        <w:t>Главная страница оформлена в виде «дерева»: блоки соединены CSS-линиями и отражают структуру сайта — от заголовочного блока с кратким описанием платформы Alt и демонстрационным макетом интерфейса мессенджера (список серверов, лента каналов, область чата) до трёх блоков с ключевыми особенностями интерфейса (блочный принцип, кастомизация оформления, сохранение настроек), аннотации проекта и краткой справки о сайте.</w:t>
+      </w:r>
+    </w:p>
+    <w:p>
+      <w:pPr>
+        <w:pStyle w:val="a3"/>
+      </w:pPr>
+      <w:r>
+        <w:t>Страница «О проекте» описывает концепцию платформы Alt — модульный (блочный) интерфейс мессенджера</w:t>
+      </w:r>
       <w:r>
         <w:t xml:space="preserve"> </w:t>
       </w:r>
-      <w:proofErr w:type="spellStart"/>
-      <w:r>
-        <w:t>Mono</w:t>
-      </w:r>
-      <w:proofErr w:type="spellEnd"/>
-      <w:r>
-        <w:t>.</w:t>
+      <w:r>
+        <w:t>и ориентированный на IT-команды, онлайн-школы и игровые сообщества</w:t>
+      </w:r>
+      <w:r>
+        <w:t>,</w:t>
+      </w:r>
+      <w:r>
+        <w:t xml:space="preserve"> технологии платформы (протокол Matrix, WebRTC, ГОСТ-шифрование и КриптоПро, REST API, двухфакторная аутентификация); архитектуру из трёх панелей (серверы</w:t>
+      </w:r>
+      <w:r>
+        <w:t>,</w:t>
+      </w:r>
+      <w:r>
+        <w:t xml:space="preserve"> каналы</w:t>
+      </w:r>
+      <w:r>
+        <w:t>,</w:t>
+      </w:r>
+      <w:r>
+        <w:t xml:space="preserve"> область чата), а также принципы кастомизации блоков интерфейса.</w:t>
       </w:r>
     </w:p>
     <w:p>
@@ -1556,7 +1501,7 @@
         <w:pStyle w:val="a3"/>
       </w:pPr>
       <w:r>
-        <w:t>Главная страница оформлена в виде «дерева»: блоки соединены CSS-линиями и отражают структуру сайта — от заголовочного блока с кратким описанием платформы Alt и демонстрационным макетом интерфейса мессенджера (список серверов, лента каналов, область чата) до трёх блоков с ключевыми особенностями интерфейса (блочный принцип, кастомизация оформления, сохранение настроек), аннотации проекта и краткой справки о сайте.</w:t>
+        <w:t>Страница «Участники» представляет команду из трёх человек с распределением ролей: архитектура и вёрстка всех страниц, дизайн и стилизация интерфейса, реализация интерактива на JavaScript и тестирование. Для каждого участника указаны зона ответственности и используемые инструменты.</w:t>
       </w:r>
     </w:p>
     <w:p>
@@ -1564,79 +1509,7 @@
         <w:pStyle w:val="a3"/>
       </w:pPr>
       <w:r>
-        <w:t>Страница «О проекте» описывает концепцию платформы Alt — модульный (блочный) интерфейс мессенджера</w:t>
-      </w:r>
-      <w:r>
-        <w:t xml:space="preserve"> </w:t>
-      </w:r>
-      <w:r>
-        <w:t>и ориентированный на IT-команды, онлайн-школы и игровые сообщества</w:t>
-      </w:r>
-      <w:r>
-        <w:t>,</w:t>
-      </w:r>
-      <w:r>
-        <w:t xml:space="preserve"> технологии платформы (протокол Matrix, </w:t>
-      </w:r>
-      <w:proofErr w:type="spellStart"/>
-      <w:r>
-        <w:t>WebRTC</w:t>
-      </w:r>
-      <w:proofErr w:type="spellEnd"/>
-      <w:r>
-        <w:t>, ГОСТ-шифрование и КриптоПро, REST API, двухфакторная аутентификация); архитектуру из трёх панелей (серверы</w:t>
-      </w:r>
-      <w:r>
-        <w:t>,</w:t>
-      </w:r>
-      <w:r>
-        <w:t xml:space="preserve"> каналы</w:t>
-      </w:r>
-      <w:r>
-        <w:t>,</w:t>
-      </w:r>
-      <w:r>
-        <w:t xml:space="preserve"> область чата), а также принципы кастомизации блоков интерфейса.</w:t>
-      </w:r>
-    </w:p>
-    <w:p>
-      <w:pPr>
-        <w:pStyle w:val="a3"/>
-      </w:pPr>
-      <w:r>
-        <w:t>Страница «Участники» представляет команду из трёх человек с распределением ролей: архитектура и вёрстка всех страниц, дизайн и стилизация интерфейса, реализация интерактива на JavaScript и тестирование. Для каждого участника указаны зона ответственности и используемые инструменты.</w:t>
-      </w:r>
-    </w:p>
-    <w:p>
-      <w:pPr>
-        <w:pStyle w:val="a3"/>
-      </w:pPr>
-      <w:r>
-        <w:t xml:space="preserve">Страница «Журнал» содержит три записи о ходе разработки сайта: запуск проекта и выбор технологического стека (HTML/CSS/JS без фреймворков, шрифты </w:t>
-      </w:r>
-      <w:proofErr w:type="spellStart"/>
-      <w:r>
-        <w:t>Oxanium</w:t>
-      </w:r>
-      <w:proofErr w:type="spellEnd"/>
-      <w:r>
-        <w:t xml:space="preserve"> и IBM </w:t>
-      </w:r>
-      <w:proofErr w:type="spellStart"/>
-      <w:r>
-        <w:t>Plex</w:t>
-      </w:r>
-      <w:proofErr w:type="spellEnd"/>
-      <w:r>
-        <w:t xml:space="preserve"> </w:t>
-      </w:r>
-      <w:proofErr w:type="spellStart"/>
-      <w:r>
-        <w:t>Mono</w:t>
-      </w:r>
-      <w:proofErr w:type="spellEnd"/>
-      <w:r>
-        <w:t>)</w:t>
+        <w:t>Страница «Журнал» содержит три записи о ходе разработки сайта: запуск проекта и выбор технологического стека (HTML/CSS/JS без фреймворков, шрифты Oxanium и IBM Plex Mono)</w:t>
       </w:r>
       <w:r>
         <w:t>,</w:t>
@@ -1692,15 +1565,7 @@
         <w:t>и его</w:t>
       </w:r>
       <w:r>
-        <w:t xml:space="preserve"> размер, а также включить полужирное и курсивное начертание. Изменения применяются мгновенно и сохраняются в </w:t>
-      </w:r>
-      <w:proofErr w:type="spellStart"/>
-      <w:r>
-        <w:t>localStorage</w:t>
-      </w:r>
-      <w:proofErr w:type="spellEnd"/>
-      <w:r>
-        <w:t xml:space="preserve"> отдельно для каждой страницы, восстанавливаясь при следующем открытии. Для каждого блока предусмотрен индивидуальный сброс настроек, а в боковом меню — общая кнопка «Сбросить вид», очищающая настройки текущей страницы. Расположение, порядок и размеры блоков фиксированы.</w:t>
+        <w:t xml:space="preserve"> размер, а также включить полужирное и курсивное начертание. Изменения применяются мгновенно и сохраняются в localStorage отдельно для каждой страницы, восстанавливаясь при следующем открытии. Для каждого блока предусмотрен индивидуальный сброс настроек, а в боковом меню — общая кнопка «Сбросить вид», очищающая настройки текущей страницы. Расположение, порядок и размеры блоков фиксированы.</w:t>
       </w:r>
     </w:p>
     <w:p>
@@ -1708,31 +1573,7 @@
         <w:pStyle w:val="a3"/>
       </w:pPr>
       <w:r>
-        <w:t xml:space="preserve">Файловая структура проекта включает HTML-страницы, файл стилей </w:t>
-      </w:r>
-      <w:proofErr w:type="spellStart"/>
-      <w:r>
-        <w:t>css</w:t>
-      </w:r>
-      <w:proofErr w:type="spellEnd"/>
-      <w:r>
-        <w:t xml:space="preserve">/style.css (CSS-переменные, сетка CSS Grid, адаптивная вёрстка, анимации) и скрипт </w:t>
-      </w:r>
-      <w:proofErr w:type="spellStart"/>
-      <w:r>
-        <w:t>js</w:t>
-      </w:r>
-      <w:proofErr w:type="spellEnd"/>
-      <w:r>
-        <w:t xml:space="preserve">/blocks.js, реализующий логику панели настроек и работу с </w:t>
-      </w:r>
-      <w:proofErr w:type="spellStart"/>
-      <w:r>
-        <w:t>localStorage</w:t>
-      </w:r>
-      <w:proofErr w:type="spellEnd"/>
-      <w:r>
-        <w:t>.</w:t>
+        <w:t>Файловая структура проекта включает HTML-страницы, файл стилей css/style.css (CSS-переменные, сетка CSS Grid, адаптивная вёрстка, анимации) и скрипт js/blocks.js, реализующий логику панели настроек и работу с localStorage.</w:t>
       </w:r>
     </w:p>
     <w:p>
@@ -1780,15 +1621,7 @@
         <w:t>,</w:t>
       </w:r>
       <w:r>
-        <w:t xml:space="preserve"> каждая смысловая часть страницы оформлена как независимый визуальный блок с возможностью индивидуальной настройки цвета фона, акцента, текста, шрифта и его размера через панель «Стиль», с сохранением настроек в </w:t>
-      </w:r>
-      <w:proofErr w:type="spellStart"/>
-      <w:r>
-        <w:t>localStorage</w:t>
-      </w:r>
-      <w:proofErr w:type="spellEnd"/>
-      <w:r>
-        <w:t xml:space="preserve"> отдельно для каждой страницы.</w:t>
+        <w:t xml:space="preserve"> каждая смысловая часть страницы оформлена как независимый визуальный блок с возможностью индивидуальной настройки цвета фона, акцента, текста, шрифта и его размера через панель «Стиль», с сохранением настроек в localStorage отдельно для каждой страницы.</w:t>
       </w:r>
     </w:p>
     <w:p>
@@ -1805,15 +1638,7 @@
         <w:t>,</w:t>
       </w:r>
       <w:r>
-        <w:t xml:space="preserve"> подготовлен сайт проекта «Alt», на практике продемонстрировано применение HTML5, CSS3 (переменные, Grid, анимации) и JavaScript (DOM, </w:t>
-      </w:r>
-      <w:proofErr w:type="spellStart"/>
-      <w:r>
-        <w:t>localStorage</w:t>
-      </w:r>
-      <w:proofErr w:type="spellEnd"/>
-      <w:r>
-        <w:t>, обработка событий) для построения адаптивного пользовательского интерфейса.</w:t>
+        <w:t xml:space="preserve"> подготовлен сайт проекта «Alt», на практике продемонстрировано применение HTML5, CSS3 (переменные, Grid, анимации) и JavaScript (DOM, localStorage, обработка событий) для построения адаптивного пользовательского интерфейса.</w:t>
       </w:r>
     </w:p>
     <w:p>
@@ -1825,21 +1650,8 @@
           <w:rPr>
             <w:rStyle w:val="a8"/>
           </w:rPr>
-          <w:t>Ссылка на проек</w:t>
+          <w:t xml:space="preserve">Ссылка на проект в </w:t>
         </w:r>
-        <w:r>
-          <w:rPr>
-            <w:rStyle w:val="a8"/>
-          </w:rPr>
-          <w:t>т</w:t>
-        </w:r>
-        <w:r>
-          <w:rPr>
-            <w:rStyle w:val="a8"/>
-          </w:rPr>
-          <w:t xml:space="preserve"> в </w:t>
-        </w:r>
-        <w:proofErr w:type="spellStart"/>
         <w:r>
           <w:rPr>
             <w:rStyle w:val="a8"/>
@@ -1847,7 +1659,6 @@
           </w:rPr>
           <w:t>github</w:t>
         </w:r>
-        <w:proofErr w:type="spellEnd"/>
       </w:hyperlink>
     </w:p>
     <w:p>
@@ -1879,15 +1690,7 @@
         <w:jc w:val="both"/>
       </w:pPr>
       <w:r>
-        <w:t xml:space="preserve">MDN Web </w:t>
-      </w:r>
-      <w:proofErr w:type="spellStart"/>
-      <w:r>
-        <w:t>Docs</w:t>
-      </w:r>
-      <w:proofErr w:type="spellEnd"/>
-      <w:r>
-        <w:t xml:space="preserve"> — справочник по HTML, CSS и JavaScript. – URL: https://developer.mozilla.org (дата обращения: 10.06.2026). – Текст: электронный.</w:t>
+        <w:t>MDN Web Docs — справочник по HTML, CSS и JavaScript. – URL: https://developer.mozilla.org (дата обращения: 10.06.2026). – Текст: электронный.</w:t>
       </w:r>
     </w:p>
     <w:p>
@@ -1900,39 +1703,7 @@
         <w:jc w:val="both"/>
       </w:pPr>
       <w:r>
-        <w:t xml:space="preserve">MDN Web </w:t>
-      </w:r>
-      <w:proofErr w:type="spellStart"/>
-      <w:r>
-        <w:t>Docs</w:t>
-      </w:r>
-      <w:proofErr w:type="spellEnd"/>
-      <w:r>
-        <w:t xml:space="preserve">. </w:t>
-      </w:r>
-      <w:proofErr w:type="spellStart"/>
-      <w:r>
-        <w:t>Window</w:t>
-      </w:r>
-      <w:proofErr w:type="spellEnd"/>
-      <w:r>
-        <w:t xml:space="preserve">: </w:t>
-      </w:r>
-      <w:proofErr w:type="spellStart"/>
-      <w:r>
-        <w:t>localStorage</w:t>
-      </w:r>
-      <w:proofErr w:type="spellEnd"/>
-      <w:r>
-        <w:t xml:space="preserve"> </w:t>
-      </w:r>
-      <w:proofErr w:type="spellStart"/>
-      <w:r>
-        <w:t>property</w:t>
-      </w:r>
-      <w:proofErr w:type="spellEnd"/>
-      <w:r>
-        <w:t>. – URL: https://developer.mozilla.org/en-US/docs/Web/API/Window/localStorage (дата обращения: 10.06.2026). – Текст: электронный.</w:t>
+        <w:t>MDN Web Docs. Window: localStorage property. – URL: https://developer.mozilla.org/en-US/docs/Web/API/Window/localStorage (дата обращения: 10.06.2026). – Текст: электронный.</w:t>
       </w:r>
     </w:p>
     <w:p>
@@ -1945,31 +1716,7 @@
         <w:jc w:val="both"/>
       </w:pPr>
       <w:r>
-        <w:t xml:space="preserve">MDN Web </w:t>
-      </w:r>
-      <w:proofErr w:type="spellStart"/>
-      <w:r>
-        <w:t>Docs</w:t>
-      </w:r>
-      <w:proofErr w:type="spellEnd"/>
-      <w:r>
-        <w:t xml:space="preserve">. CSS </w:t>
-      </w:r>
-      <w:proofErr w:type="spellStart"/>
-      <w:r>
-        <w:t>grid</w:t>
-      </w:r>
-      <w:proofErr w:type="spellEnd"/>
-      <w:r>
-        <w:t xml:space="preserve"> </w:t>
-      </w:r>
-      <w:proofErr w:type="spellStart"/>
-      <w:r>
-        <w:t>layout</w:t>
-      </w:r>
-      <w:proofErr w:type="spellEnd"/>
-      <w:r>
-        <w:t>. – URL: https://developer.mozilla.org/en-US/docs/Web/CSS/CSS_grid_layout (дата обращения: 10.06.2026). – Текст: электронный.</w:t>
+        <w:t>MDN Web Docs. CSS grid layout. – URL: https://developer.mozilla.org/en-US/docs/Web/CSS/CSS_grid_layout (дата обращения: 10.06.2026). – Текст: электронный.</w:t>
       </w:r>
     </w:p>
     <w:p>
@@ -1982,23 +1729,7 @@
         <w:jc w:val="both"/>
       </w:pPr>
       <w:r>
-        <w:t>CSS-</w:t>
-      </w:r>
-      <w:proofErr w:type="spellStart"/>
-      <w:r>
-        <w:t>Tricks</w:t>
-      </w:r>
-      <w:proofErr w:type="spellEnd"/>
-      <w:r>
-        <w:t xml:space="preserve"> — практические руководства </w:t>
-      </w:r>
-      <w:proofErr w:type="gramStart"/>
-      <w:r>
-        <w:t>по современному</w:t>
-      </w:r>
-      <w:proofErr w:type="gramEnd"/>
-      <w:r>
-        <w:t xml:space="preserve"> CSS. – URL: https://css-tricks.com (дата обращения: 10.06.2026). – Текст: электронный.</w:t>
+        <w:t>CSS-Tricks — практические руководства по современному CSS. – URL: https://css-tricks.com (дата обращения: 10.06.2026). – Текст: электронный.</w:t>
       </w:r>
     </w:p>
     <w:p>
@@ -2010,13 +1741,8 @@
         <w:ind w:left="0" w:firstLine="709"/>
         <w:jc w:val="both"/>
       </w:pPr>
-      <w:proofErr w:type="spellStart"/>
-      <w:r>
-        <w:t>Figma</w:t>
-      </w:r>
-      <w:proofErr w:type="spellEnd"/>
-      <w:r>
-        <w:t xml:space="preserve"> — сервис прототипирования интерфейсов. – URL: https://figma.com (дата обращения: 10.06.2026). – Текст: электронный.</w:t>
+      <w:r>
+        <w:t>Figma — сервис прототипирования интерфейсов. – URL: https://figma.com (дата обращения: 10.06.2026). – Текст: электронный.</w:t>
       </w:r>
     </w:p>
     <w:p>
@@ -2029,15 +1755,7 @@
         <w:jc w:val="both"/>
       </w:pPr>
       <w:r>
-        <w:t xml:space="preserve">Color </w:t>
-      </w:r>
-      <w:proofErr w:type="spellStart"/>
-      <w:r>
-        <w:t>Hunt</w:t>
-      </w:r>
-      <w:proofErr w:type="spellEnd"/>
-      <w:r>
-        <w:t xml:space="preserve"> — коллекция цветовых палитр. – URL: https://colorhunt.co (дата обращения: 10.06.2026). – Текст: электронный.</w:t>
+        <w:t>Color Hunt — коллекция цветовых палитр. – URL: https://colorhunt.co (дата обращения: 10.06.2026). – Текст: электронный.</w:t>
       </w:r>
     </w:p>
     <w:p>
@@ -2050,39 +1768,7 @@
         <w:jc w:val="both"/>
       </w:pPr>
       <w:r>
-        <w:t xml:space="preserve">Google </w:t>
-      </w:r>
-      <w:proofErr w:type="spellStart"/>
-      <w:r>
-        <w:t>Fonts</w:t>
-      </w:r>
-      <w:proofErr w:type="spellEnd"/>
-      <w:r>
-        <w:t xml:space="preserve"> — каталог шрифтов (использованы </w:t>
-      </w:r>
-      <w:proofErr w:type="spellStart"/>
-      <w:r>
-        <w:t>Oxanium</w:t>
-      </w:r>
-      <w:proofErr w:type="spellEnd"/>
-      <w:r>
-        <w:t xml:space="preserve"> и IBM </w:t>
-      </w:r>
-      <w:proofErr w:type="spellStart"/>
-      <w:r>
-        <w:t>Plex</w:t>
-      </w:r>
-      <w:proofErr w:type="spellEnd"/>
-      <w:r>
-        <w:t xml:space="preserve"> </w:t>
-      </w:r>
-      <w:proofErr w:type="spellStart"/>
-      <w:r>
-        <w:t>Mono</w:t>
-      </w:r>
-      <w:proofErr w:type="spellEnd"/>
-      <w:r>
-        <w:t>). – URL: https://fonts.google.com (дата обращения: 10.06.2026). – Текст: электронный.</w:t>
+        <w:t>Google Fonts — каталог шрифтов (использованы Oxanium и IBM Plex Mono). – URL: https://fonts.google.com (дата обращения: 10.06.2026). – Текст: электронный.</w:t>
       </w:r>
     </w:p>
     <w:p>
